--- a/svoyo-delo/대본/7부/03화_Kto_proizvoditel.docx
+++ b/svoyo-delo/대본/7부/03화_Kto_proizvoditel.docx
@@ -771,7 +771,7 @@
         <w:t xml:space="preserve"> </w:t>
       </w:r>
       <w:r>
-        <w:t xml:space="preserve">- 규칙: 지문 없음. 전 화 100% 「화자명: 대사」. 1턴 18단어 이내 + 긴 턴 10~15회(30~55단어). 문법 초점(C1): 명사화·전문 용어(управление изменениями, валидация процессов, расследование несоответствий, корректирующие и предупреждающие действия), 정의 구문(«производитель» — это не тот, кто…, а тот, кто…), 무인칭 의무(Никто не вправе требовать…), 대조(Это не месть. Это — справедливость).</w:t>
+        <w:t xml:space="preserve">- 규칙: 지문 없음. 전 화 100% 「화자명: 대사」. 1턴 24단어 이내 + 긴 턴 10~15회(35~60단어). 문법 초점(C1): 명사화·전문 용어(управление изменениями, валидация процессов, расследование несоответствий, корректирующие и предупреждающие действия), 정의 구문(«производитель» — это не тот, кто…, а тот, кто…), 무인칭 의무(Никто не вправе требовать…), 대조(Это не месть. Это — справедливость).</w:t>
       </w:r>
       <w:r>
         <w:t xml:space="preserve"> </w:t>
@@ -939,119 +939,119 @@
         <w:pStyle w:val="FirstParagraph"/>
       </w:pPr>
       <w:r>
-        <w:t xml:space="preserve">IRINA: Оля, ты опять не спала. У тебя на столе — правила ЕАЭС. Триста страниц.</w:t>
-      </w:r>
-    </w:p>
-    <w:p>
-      <w:pPr>
-        <w:pStyle w:val="BodyText"/>
-      </w:pPr>
-      <w:r>
-        <w:t xml:space="preserve">OLGA: Двести восемьдесят. Я нашла одно слово. Оно меняет всё. «Производитель».</w:t>
-      </w:r>
-    </w:p>
-    <w:p>
-      <w:pPr>
-        <w:pStyle w:val="BodyText"/>
-      </w:pPr>
-      <w:r>
-        <w:t xml:space="preserve">ALEKSEY: Производитель — Седжин. Это и так ясно.</w:t>
-      </w:r>
-    </w:p>
-    <w:p>
-      <w:pPr>
-        <w:pStyle w:val="BodyText"/>
-      </w:pPr>
-      <w:r>
-        <w:t xml:space="preserve">OLGA: Нет, Лёша. Не ясно. В регистрации «производитель» — это не тот, кто варит гель в реакторе. Это тот, кто отвечает за изделие. Под чьим именем оно выходит на рынок, кто держит документы, кто отзывает партию. Это юридическое понятие, а не заводское. Я это знала. Но не думала, что это про нас.</w:t>
-      </w:r>
-    </w:p>
-    <w:p>
-      <w:pPr>
-        <w:pStyle w:val="BodyText"/>
-      </w:pPr>
-      <w:r>
-        <w:t xml:space="preserve">IRINA: То есть… мы?</w:t>
-      </w:r>
-    </w:p>
-    <w:p>
-      <w:pPr>
-        <w:pStyle w:val="BodyText"/>
-      </w:pPr>
-      <w:r>
-        <w:t xml:space="preserve">OLGA: Если «Ладога» — наша марка и удостоверение на нас, — то по закону производитель — мы. Седжин — производственная площадка. Подрядчик.</w:t>
-      </w:r>
-    </w:p>
-    <w:p>
-      <w:pPr>
-        <w:pStyle w:val="BodyText"/>
-      </w:pPr>
-      <w:r>
-        <w:t xml:space="preserve">DIMA: Мы — производитель? Мы же ничего не производим. У нас склад в Подольске и холодильник.</w:t>
-      </w:r>
-    </w:p>
-    <w:p>
-      <w:pPr>
-        <w:pStyle w:val="BodyText"/>
-      </w:pPr>
-      <w:r>
-        <w:t xml:space="preserve">OLGA: Именно поэтому я не спала. Производитель обязан иметь свою систему менеджмента качества. Свою. Не Седжина.</w:t>
-      </w:r>
-    </w:p>
-    <w:p>
-      <w:pPr>
-        <w:pStyle w:val="BodyText"/>
-      </w:pPr>
-      <w:r>
-        <w:t xml:space="preserve">KIRILL: Систему качества? Как на заводе? Стандарт тринадцать четыреста восемьдесят пять?</w:t>
-      </w:r>
-    </w:p>
-    <w:p>
-      <w:pPr>
-        <w:pStyle w:val="BodyText"/>
-      </w:pPr>
-      <w:r>
-        <w:t xml:space="preserve">OLGA: Именно он. И ещё. Для геля третьего класса будет инспекция производства. Российские инспекторы поедут в Вонджу.</w:t>
-      </w:r>
-    </w:p>
-    <w:p>
-      <w:pPr>
-        <w:pStyle w:val="BodyText"/>
-      </w:pPr>
-      <w:r>
-        <w:t xml:space="preserve">ALEKSEY: Это плохо?</w:t>
-      </w:r>
-    </w:p>
-    <w:p>
-      <w:pPr>
-        <w:pStyle w:val="BodyText"/>
-      </w:pPr>
-      <w:r>
-        <w:t xml:space="preserve">OLGA: Не плохо. Дорого и долго. Есть второй путь — проще. Но тогда мы теряем главное.</w:t>
-      </w:r>
-    </w:p>
-    <w:p>
-      <w:pPr>
-        <w:pStyle w:val="BodyText"/>
-      </w:pPr>
-      <w:r>
-        <w:t xml:space="preserve">IRINA: В одиннадцать. Все. И Сохи по видео. Она знает про инспекции больше нас.</w:t>
-      </w:r>
-    </w:p>
-    <w:p>
-      <w:pPr>
-        <w:pStyle w:val="BodyText"/>
-      </w:pPr>
-      <w:r>
-        <w:t xml:space="preserve">OLGA: Сохи уже знает. Я написала ей в три ночи. Она ответила через пять минут.</w:t>
-      </w:r>
-    </w:p>
-    <w:p>
-      <w:pPr>
-        <w:pStyle w:val="BodyText"/>
-      </w:pPr>
-      <w:r>
-        <w:t xml:space="preserve">ALEKSEY: Вы две — опасное сочетание.</w:t>
+        <w:t xml:space="preserve">IRINA: Оля, ты опять не спала, я же вижу. У тебя на столе правила ЕАЭС, страниц триста, не меньше.</w:t>
+      </w:r>
+    </w:p>
+    <w:p>
+      <w:pPr>
+        <w:pStyle w:val="BodyText"/>
+      </w:pPr>
+      <w:r>
+        <w:t xml:space="preserve">OLGA: Двести восемьдесят. Я нашла в них одно слово, которое меняет всё, и это слово — «производитель».</w:t>
+      </w:r>
+    </w:p>
+    <w:p>
+      <w:pPr>
+        <w:pStyle w:val="BodyText"/>
+      </w:pPr>
+      <w:r>
+        <w:t xml:space="preserve">ALEKSEY: Производитель у нас Седжин, это и так ясно. Что тут можно было найти нового?</w:t>
+      </w:r>
+    </w:p>
+    <w:p>
+      <w:pPr>
+        <w:pStyle w:val="BodyText"/>
+      </w:pPr>
+      <w:r>
+        <w:t xml:space="preserve">OLGA: Нет, Лёша, это совсем не ясно. В регистрации «производитель» — это не тот, кто варит гель в реакторе, а тот, кто отвечает за изделие: под чьим именем оно выходит на рынок, кто держит документы, кто отзывает партию. Это юридическое понятие, а не заводское. Я это знала, но не думала, что это про нас.</w:t>
+      </w:r>
+    </w:p>
+    <w:p>
+      <w:pPr>
+        <w:pStyle w:val="BodyText"/>
+      </w:pPr>
+      <w:r>
+        <w:t xml:space="preserve">IRINA: То есть… ты хочешь сказать, что производитель — это мы?</w:t>
+      </w:r>
+    </w:p>
+    <w:p>
+      <w:pPr>
+        <w:pStyle w:val="BodyText"/>
+      </w:pPr>
+      <w:r>
+        <w:t xml:space="preserve">OLGA: Если «Ладога» — наша марка и удостоверение оформлено на нас, то по закону производитель — мы, а Седжин — производственная площадка, то есть подрядчик.</w:t>
+      </w:r>
+    </w:p>
+    <w:p>
+      <w:pPr>
+        <w:pStyle w:val="BodyText"/>
+      </w:pPr>
+      <w:r>
+        <w:t xml:space="preserve">DIMA: Мы — производитель? Но мы же ничего не производим, у нас есть только склад в Подольске и холодильник.</w:t>
+      </w:r>
+    </w:p>
+    <w:p>
+      <w:pPr>
+        <w:pStyle w:val="BodyText"/>
+      </w:pPr>
+      <w:r>
+        <w:t xml:space="preserve">OLGA: Именно поэтому я и не спала. Производитель обязан иметь свою систему менеджмента качества, именно свою, а не Седжина.</w:t>
+      </w:r>
+    </w:p>
+    <w:p>
+      <w:pPr>
+        <w:pStyle w:val="BodyText"/>
+      </w:pPr>
+      <w:r>
+        <w:t xml:space="preserve">KIRILL: Систему качества, как на настоящем заводе? По стандарту тринадцать четыреста восемьдесят пять?</w:t>
+      </w:r>
+    </w:p>
+    <w:p>
+      <w:pPr>
+        <w:pStyle w:val="BodyText"/>
+      </w:pPr>
+      <w:r>
+        <w:t xml:space="preserve">OLGA: Именно по нему. И ещё: для геля третьего класса будет инспекция производства, то есть российские инспекторы поедут в Вонджу.</w:t>
+      </w:r>
+    </w:p>
+    <w:p>
+      <w:pPr>
+        <w:pStyle w:val="BodyText"/>
+      </w:pPr>
+      <w:r>
+        <w:t xml:space="preserve">ALEKSEY: И это плохо для нас? Объясни, пожалуйста, чем это нам грозит.</w:t>
+      </w:r>
+    </w:p>
+    <w:p>
+      <w:pPr>
+        <w:pStyle w:val="BodyText"/>
+      </w:pPr>
+      <w:r>
+        <w:t xml:space="preserve">OLGA: Не плохо, но дорого и долго. Есть и второй путь, попроще, но тогда мы теряем самое главное.</w:t>
+      </w:r>
+    </w:p>
+    <w:p>
+      <w:pPr>
+        <w:pStyle w:val="BodyText"/>
+      </w:pPr>
+      <w:r>
+        <w:t xml:space="preserve">IRINA: Тогда собираемся в одиннадцать, все, и Сохи по видео, потому что про инспекции она знает больше нас.</w:t>
+      </w:r>
+    </w:p>
+    <w:p>
+      <w:pPr>
+        <w:pStyle w:val="BodyText"/>
+      </w:pPr>
+      <w:r>
+        <w:t xml:space="preserve">OLGA: Сохи уже знает. Я написала ей в три часа ночи, и она ответила через пять минут.</w:t>
+      </w:r>
+    </w:p>
+    <w:p>
+      <w:pPr>
+        <w:pStyle w:val="BodyText"/>
+      </w:pPr>
+      <w:r>
+        <w:t xml:space="preserve">ALEKSEY: Вы две вместе — очень опасное сочетание, я начинаю это понимать.</w:t>
       </w:r>
     </w:p>
     <w:bookmarkEnd w:id="21"/>
@@ -1069,279 +1069,279 @@
         <w:pStyle w:val="FirstParagraph"/>
       </w:pPr>
       <w:r>
-        <w:t xml:space="preserve">OLGA: Два пути. Первый. Производитель — Седжин. Удостоверение — на Седжин. Мы — уполномоченный представитель в России и владелец товарного знака. Быстрее. Дешевле. Сохи всё сделает по своему досье, мы только переведём. Полгода экономии. И никакой инспекции нашей компании.</w:t>
-      </w:r>
-    </w:p>
-    <w:p>
-      <w:pPr>
-        <w:pStyle w:val="BodyText"/>
-      </w:pPr>
-      <w:r>
-        <w:t xml:space="preserve">IRINA: Звучит хорошо. В чём подвох?</w:t>
-      </w:r>
-    </w:p>
-    <w:p>
-      <w:pPr>
-        <w:pStyle w:val="BodyText"/>
-      </w:pPr>
-      <w:r>
-        <w:t xml:space="preserve">OLGA: В праве уйти. Удостоверение будет на Седжин. Через пять лет мы уйдём с маркой, но без удостоверения. А марка без удостоверения — это красивое слово на пустой коробке. Опять пустая коробка. Нам придётся заново регистрировать «Ладогу» с новым производителем. Два года. Без продаж. Это не право уйти. Это право упасть.</w:t>
-      </w:r>
-    </w:p>
-    <w:p>
-      <w:pPr>
-        <w:pStyle w:val="BodyText"/>
-      </w:pPr>
-      <w:r>
-        <w:t xml:space="preserve">ALEKSEY: Опять пустая коробка. Значит, первый путь — нет.</w:t>
-      </w:r>
-    </w:p>
-    <w:p>
-      <w:pPr>
-        <w:pStyle w:val="BodyText"/>
-      </w:pPr>
-      <w:r>
-        <w:t xml:space="preserve">OLGA: Подожди. Не торопись. Второй путь. Производитель — мы. Удостоверение — на нас. Седжин — контрактная площадка. Право уйти — настоящее. Эскроу Сохи — работает. Но тогда у нас должна быть своя система качества. Свой сертификат. Своя внутренняя проверка. И мы отвечаем перед инспекторами за то, что происходит в Вонджу.</w:t>
-      </w:r>
-    </w:p>
-    <w:p>
-      <w:pPr>
-        <w:pStyle w:val="BodyText"/>
-      </w:pPr>
-      <w:r>
-        <w:t xml:space="preserve">SOHEE: Это Сохи. Инспекция в Вонджу — не страшно. Три раза было. ЕАЭС тоже. Мы готовы.</w:t>
-      </w:r>
-    </w:p>
-    <w:p>
-      <w:pPr>
-        <w:pStyle w:val="BodyText"/>
-      </w:pPr>
-      <w:r>
-        <w:t xml:space="preserve">OLGA: Вы готовы. А мы — нет. Инспектор спросит меня: «Как вы контролируете своего подрядчика?» Что я скажу? «Сохи хорошая»?</w:t>
-      </w:r>
-    </w:p>
-    <w:p>
-      <w:pPr>
-        <w:pStyle w:val="BodyText"/>
-      </w:pPr>
-      <w:r>
-        <w:t xml:space="preserve">SOHEE: Это правда. Я хорошая. Но инспектор не поверит. Нужны документы. Ваши процедуры. Ваши аудиты меня.</w:t>
-      </w:r>
-    </w:p>
-    <w:p>
-      <w:pPr>
-        <w:pStyle w:val="BodyText"/>
-      </w:pPr>
-      <w:r>
-        <w:t xml:space="preserve">OLGA: Значит, нужны наши процедуры. Как мы проверяем Сохи. Письменно.</w:t>
-      </w:r>
-    </w:p>
-    <w:p>
-      <w:pPr>
-        <w:pStyle w:val="BodyText"/>
-      </w:pPr>
-      <w:r>
-        <w:t xml:space="preserve">IRINA: Сколько это стоит? Система качества, сертификат, люди?</w:t>
-      </w:r>
-    </w:p>
-    <w:p>
-      <w:pPr>
-        <w:pStyle w:val="BodyText"/>
-      </w:pPr>
-      <w:r>
-        <w:t xml:space="preserve">OLGA: Сертификат выдаёт орган по сертификации. Сначала аудит, потом ежегодный надзор. Это не главные деньги. Главные деньги — человек. Нам нужен руководитель по качеству. Настоящий. Который это уже строил, а не читал об этом. Который может сказать «нет» директору и не испугаться. Такой человек стоит дорого.</w:t>
-      </w:r>
-    </w:p>
-    <w:p>
-      <w:pPr>
-        <w:pStyle w:val="BodyText"/>
-      </w:pPr>
-      <w:r>
-        <w:t xml:space="preserve">IRINA: Новый человек. Найм. Мы же только что разморозили индексацию.</w:t>
-      </w:r>
-    </w:p>
-    <w:p>
-      <w:pPr>
-        <w:pStyle w:val="BodyText"/>
-      </w:pPr>
-      <w:r>
-        <w:t xml:space="preserve">ALEKSEY: Это не из зарплатного фонда. Это из траншей Бориса. Проект «Ладога». Отдельная строка.</w:t>
-      </w:r>
-    </w:p>
-    <w:p>
-      <w:pPr>
-        <w:pStyle w:val="BodyText"/>
-      </w:pPr>
-      <w:r>
-        <w:t xml:space="preserve">IRINA: Тогда — да. Отдельная строка. Я люблю отдельные строки.</w:t>
-      </w:r>
-    </w:p>
-    <w:p>
-      <w:pPr>
-        <w:pStyle w:val="BodyText"/>
-      </w:pPr>
-      <w:r>
-        <w:t xml:space="preserve">KIRILL: Можно? Комплаенс — цепочка, обучение, канал. Это же половина системы качества. Мы уже пишем процедуры. Я уже аудирую партнёров.</w:t>
-      </w:r>
-    </w:p>
-    <w:p>
-      <w:pPr>
-        <w:pStyle w:val="BodyText"/>
-      </w:pPr>
-      <w:r>
-        <w:t xml:space="preserve">OLGA: Половина — да. Кирилл, ты сделал половину, и это хорошая половина. Но вторая половина — это то, чего у нас нет вообще. Управление изменениями. Валидация процессов. Расследование несоответствий. Корректирующие и предупреждающие действия. Это другой язык, со своей грамматикой. Ты знаешь слова. Грамматики пока нет ни у кого из нас.</w:t>
-      </w:r>
-    </w:p>
-    <w:p>
-      <w:pPr>
-        <w:pStyle w:val="BodyText"/>
-      </w:pPr>
-      <w:r>
-        <w:t xml:space="preserve">KIRILL: Другой язык. Тогда нужен переводчик.</w:t>
-      </w:r>
-    </w:p>
-    <w:p>
-      <w:pPr>
-        <w:pStyle w:val="BodyText"/>
-      </w:pPr>
-      <w:r>
-        <w:t xml:space="preserve">OLGA: Нужен носитель языка. Не переводчик.</w:t>
-      </w:r>
-    </w:p>
-    <w:p>
-      <w:pPr>
-        <w:pStyle w:val="BodyText"/>
-      </w:pPr>
-      <w:r>
-        <w:t xml:space="preserve">DIMA: Можно я по-простому? Мы станем заводом без завода?</w:t>
-      </w:r>
-    </w:p>
-    <w:p>
-      <w:pPr>
-        <w:pStyle w:val="BodyText"/>
-      </w:pPr>
-      <w:r>
-        <w:t xml:space="preserve">OLGA: Дима, это лучшее определение за весь день. Да. Завод без завода. С ответственностью завода.</w:t>
-      </w:r>
-    </w:p>
-    <w:p>
-      <w:pPr>
-        <w:pStyle w:val="BodyText"/>
-      </w:pPr>
-      <w:r>
-        <w:t xml:space="preserve">DIMA: Завод без завода. Маме в Ярославле так и скажу. Не поверит.</w:t>
-      </w:r>
-    </w:p>
-    <w:p>
-      <w:pPr>
-        <w:pStyle w:val="BodyText"/>
-      </w:pPr>
-      <w:r>
-        <w:t xml:space="preserve">KORNILOVA: Опоздала, извините. Один вопрос. Кто будет решать, что партия хорошая?</w:t>
-      </w:r>
-    </w:p>
-    <w:p>
-      <w:pPr>
-        <w:pStyle w:val="BodyText"/>
-      </w:pPr>
-      <w:r>
-        <w:t xml:space="preserve">OLGA: Сейчас — Седжин. Если второй путь — мы. Наш человек по качеству подпишет выпуск партии на рынок.</w:t>
-      </w:r>
-    </w:p>
-    <w:p>
-      <w:pPr>
-        <w:pStyle w:val="BodyText"/>
-      </w:pPr>
-      <w:r>
-        <w:t xml:space="preserve">KORNILOVA: Тогда этот человек важнее директора. Для меня. Для моих врачей.</w:t>
-      </w:r>
-    </w:p>
-    <w:p>
-      <w:pPr>
-        <w:pStyle w:val="BodyText"/>
-      </w:pPr>
-      <w:r>
-        <w:t xml:space="preserve">ALEKSEY: Согласен. Этот человек будет важнее меня. В этом вопросе.</w:t>
-      </w:r>
-    </w:p>
-    <w:p>
-      <w:pPr>
-        <w:pStyle w:val="BodyText"/>
-      </w:pPr>
-      <w:r>
-        <w:t xml:space="preserve">KORNILOVA: Запишите это. Я буду цитировать на экзамене.</w:t>
-      </w:r>
-    </w:p>
-    <w:p>
-      <w:pPr>
-        <w:pStyle w:val="BodyText"/>
-      </w:pPr>
-      <w:r>
-        <w:t xml:space="preserve">IRINA: Где мы его найдём? Таких людей в России — сто. И все работают на больших.</w:t>
-      </w:r>
-    </w:p>
-    <w:p>
-      <w:pPr>
-        <w:pStyle w:val="BodyText"/>
-      </w:pPr>
-      <w:r>
-        <w:t xml:space="preserve">OLGA: Я знаю одного. Одну. Мы работали вместе. Давно. В немецкой компании.</w:t>
-      </w:r>
-    </w:p>
-    <w:p>
-      <w:pPr>
-        <w:pStyle w:val="BodyText"/>
-      </w:pPr>
-      <w:r>
-        <w:t xml:space="preserve">ALEKSEY: Почему ты так сказала — «давно»? Как будто тебе больно.</w:t>
-      </w:r>
-    </w:p>
-    <w:p>
-      <w:pPr>
-        <w:pStyle w:val="BodyText"/>
-      </w:pPr>
-      <w:r>
-        <w:t xml:space="preserve">OLGA: Потому что она ушла раньше меня. На год. И я не знаю, захочет ли она со мной говорить.</w:t>
-      </w:r>
-    </w:p>
-    <w:p>
-      <w:pPr>
-        <w:pStyle w:val="BodyText"/>
-      </w:pPr>
-      <w:r>
-        <w:t xml:space="preserve">IRINA: Почему не захочет?</w:t>
-      </w:r>
-    </w:p>
-    <w:p>
-      <w:pPr>
-        <w:pStyle w:val="BodyText"/>
-      </w:pPr>
-      <w:r>
-        <w:t xml:space="preserve">OLGA: Это её история. И моя. Расскажу, если она согласится прийти. Её зовут Маргарита Лисицына.</w:t>
-      </w:r>
-    </w:p>
-    <w:p>
-      <w:pPr>
-        <w:pStyle w:val="BodyText"/>
-      </w:pPr>
-      <w:r>
-        <w:t xml:space="preserve">SOHEE: Лисицына? Я знаю её. Аудит у нас. Восемь лет назад. Самый строгий в моей жизни.</w:t>
-      </w:r>
-    </w:p>
-    <w:p>
-      <w:pPr>
-        <w:pStyle w:val="BodyText"/>
-      </w:pPr>
-      <w:r>
-        <w:t xml:space="preserve">OLGA: Самый строгий. Это она. Значит, путь второй. Если она придёт.</w:t>
-      </w:r>
-    </w:p>
-    <w:p>
-      <w:pPr>
-        <w:pStyle w:val="BodyText"/>
-      </w:pPr>
-      <w:r>
-        <w:t xml:space="preserve">ALEKSEY: Путь второй. Даже если она не придёт. Найдём другого. Но позвони ей сегодня.</w:t>
+        <w:t xml:space="preserve">OLGA: Путей два. Первый: производитель — Седжин, удостоверение на Седжин, а мы уполномоченный представитель в России и владелец товарного знака. Это быстрее и дешевле, потому что Сохи всё сделает по своему досье, а мы только переведём. Полгода экономии, и никакой инспекции нашей компании.</w:t>
+      </w:r>
+    </w:p>
+    <w:p>
+      <w:pPr>
+        <w:pStyle w:val="BodyText"/>
+      </w:pPr>
+      <w:r>
+        <w:t xml:space="preserve">IRINA: Звучит очень хорошо, даже слишком. В чём тогда подвох?</w:t>
+      </w:r>
+    </w:p>
+    <w:p>
+      <w:pPr>
+        <w:pStyle w:val="BodyText"/>
+      </w:pPr>
+      <w:r>
+        <w:t xml:space="preserve">OLGA: Подвох в праве уйти. Удостоверение будет на Седжин, и через пять лет мы уйдём с маркой, но без удостоверения. А марка без удостоверения — это красивое слово на пустой коробке, опять пустая коробка. Нам придётся заново регистрировать «Ладогу» с новым производителем, два года без продаж. Это не право уйти. Это право упасть.</w:t>
+      </w:r>
+    </w:p>
+    <w:p>
+      <w:pPr>
+        <w:pStyle w:val="BodyText"/>
+      </w:pPr>
+      <w:r>
+        <w:t xml:space="preserve">ALEKSEY: Опять пустая коробка. Значит, первый путь нам точно не подходит.</w:t>
+      </w:r>
+    </w:p>
+    <w:p>
+      <w:pPr>
+        <w:pStyle w:val="BodyText"/>
+      </w:pPr>
+      <w:r>
+        <w:t xml:space="preserve">OLGA: Подожди, не торопись. Второй путь: производитель — мы, удостоверение на нас, а Седжин — контрактная площадка. Право уйти тогда настоящее, и эскроу Сохи работает. Но у нас должна быть своя система качества, свой сертификат и своя внутренняя проверка, и мы отвечаем перед инспекторами за то, что происходит в Вонджу.</w:t>
+      </w:r>
+    </w:p>
+    <w:p>
+      <w:pPr>
+        <w:pStyle w:val="BodyText"/>
+      </w:pPr>
+      <w:r>
+        <w:t xml:space="preserve">SOHEE: Это Сохи. Инспекция в Вонджу — это не страшно, у нас было уже три, и ЕАЭС тоже была. Мы готовы.</w:t>
+      </w:r>
+    </w:p>
+    <w:p>
+      <w:pPr>
+        <w:pStyle w:val="BodyText"/>
+      </w:pPr>
+      <w:r>
+        <w:t xml:space="preserve">OLGA: Вы готовы, а мы нет. Инспектор спросит меня: «Как вы контролируете своего подрядчика?» И что я скажу? «Сохи хорошая»?</w:t>
+      </w:r>
+    </w:p>
+    <w:p>
+      <w:pPr>
+        <w:pStyle w:val="BodyText"/>
+      </w:pPr>
+      <w:r>
+        <w:t xml:space="preserve">SOHEE: Это правда, я хорошая. Но инспектор не поверит, ему нужны документы: ваши процедуры и ваши аудиты меня.</w:t>
+      </w:r>
+    </w:p>
+    <w:p>
+      <w:pPr>
+        <w:pStyle w:val="BodyText"/>
+      </w:pPr>
+      <w:r>
+        <w:t xml:space="preserve">OLGA: Значит, нам нужны наши собственные процедуры, где письменно описано, как мы проверяем Сохи.</w:t>
+      </w:r>
+    </w:p>
+    <w:p>
+      <w:pPr>
+        <w:pStyle w:val="BodyText"/>
+      </w:pPr>
+      <w:r>
+        <w:t xml:space="preserve">IRINA: А сколько всё это стоит — система качества, сертификат, люди? Мне нужна хотя бы примерная цифра.</w:t>
+      </w:r>
+    </w:p>
+    <w:p>
+      <w:pPr>
+        <w:pStyle w:val="BodyText"/>
+      </w:pPr>
+      <w:r>
+        <w:t xml:space="preserve">OLGA: Сертификат выдаёт орган по сертификации: сначала аудит, потом ежегодный надзор, но это не главные деньги. Главные деньги — человек. Нам нужен настоящий руководитель по качеству, который это уже строил, а не читал об этом, и который может сказать «нет» директору и не испугаться. Такой человек стоит дорого.</w:t>
+      </w:r>
+    </w:p>
+    <w:p>
+      <w:pPr>
+        <w:pStyle w:val="BodyText"/>
+      </w:pPr>
+      <w:r>
+        <w:t xml:space="preserve">IRINA: Новый человек, новый найм, а мы ведь только что разморозили индексацию. Мне страшно считать.</w:t>
+      </w:r>
+    </w:p>
+    <w:p>
+      <w:pPr>
+        <w:pStyle w:val="BodyText"/>
+      </w:pPr>
+      <w:r>
+        <w:t xml:space="preserve">ALEKSEY: Это пойдёт не из зарплатного фонда, а из траншей Бориса, по проекту «Ладога», отдельной строкой.</w:t>
+      </w:r>
+    </w:p>
+    <w:p>
+      <w:pPr>
+        <w:pStyle w:val="BodyText"/>
+      </w:pPr>
+      <w:r>
+        <w:t xml:space="preserve">IRINA: Тогда да, отдельной строкой можно. Я вообще люблю отдельные строки, с ними всё понятно.</w:t>
+      </w:r>
+    </w:p>
+    <w:p>
+      <w:pPr>
+        <w:pStyle w:val="BodyText"/>
+      </w:pPr>
+      <w:r>
+        <w:t xml:space="preserve">KIRILL: Можно мне? Комплаенс — это цепочка, обучение и канал, то есть половина системы качества. Мы уже пишем процедуры, и я уже аудирую партнёров.</w:t>
+      </w:r>
+    </w:p>
+    <w:p>
+      <w:pPr>
+        <w:pStyle w:val="BodyText"/>
+      </w:pPr>
+      <w:r>
+        <w:t xml:space="preserve">OLGA: Половина — да. Кирилл, ты сделал половину, и это хорошая половина. Но вторая половина — это то, чего у нас нет вообще: управление изменениями, валидация процессов, расследование несоответствий, корректирующие и предупреждающие действия. Это другой язык со своей грамматикой. Ты знаешь слова, но грамматики пока нет ни у кого из нас.</w:t>
+      </w:r>
+    </w:p>
+    <w:p>
+      <w:pPr>
+        <w:pStyle w:val="BodyText"/>
+      </w:pPr>
+      <w:r>
+        <w:t xml:space="preserve">KIRILL: Другой язык, понятно. Тогда нам нужен хороший переводчик с этого языка.</w:t>
+      </w:r>
+    </w:p>
+    <w:p>
+      <w:pPr>
+        <w:pStyle w:val="BodyText"/>
+      </w:pPr>
+      <w:r>
+        <w:t xml:space="preserve">OLGA: Нам нужен не переводчик, а носитель языка, который на нём думает.</w:t>
+      </w:r>
+    </w:p>
+    <w:p>
+      <w:pPr>
+        <w:pStyle w:val="BodyText"/>
+      </w:pPr>
+      <w:r>
+        <w:t xml:space="preserve">DIMA: Можно я скажу по-простому? Получается, мы станем заводом без завода?</w:t>
+      </w:r>
+    </w:p>
+    <w:p>
+      <w:pPr>
+        <w:pStyle w:val="BodyText"/>
+      </w:pPr>
+      <w:r>
+        <w:t xml:space="preserve">OLGA: Дима, это лучшее определение за весь день. Да, завод без завода, но с полной ответственностью завода.</w:t>
+      </w:r>
+    </w:p>
+    <w:p>
+      <w:pPr>
+        <w:pStyle w:val="BodyText"/>
+      </w:pPr>
+      <w:r>
+        <w:t xml:space="preserve">DIMA: Завод без завода… Так маме в Ярославле и скажу, хотя она всё равно не поверит.</w:t>
+      </w:r>
+    </w:p>
+    <w:p>
+      <w:pPr>
+        <w:pStyle w:val="BodyText"/>
+      </w:pPr>
+      <w:r>
+        <w:t xml:space="preserve">KORNILOVA: Извините, я опоздала. У меня один вопрос: кто будет решать, что партия хорошая?</w:t>
+      </w:r>
+    </w:p>
+    <w:p>
+      <w:pPr>
+        <w:pStyle w:val="BodyText"/>
+      </w:pPr>
+      <w:r>
+        <w:t xml:space="preserve">OLGA: Сейчас это решает Седжин, а если мы выберем второй путь, то мы. Наш человек по качеству будет подписывать выпуск партии на рынок.</w:t>
+      </w:r>
+    </w:p>
+    <w:p>
+      <w:pPr>
+        <w:pStyle w:val="BodyText"/>
+      </w:pPr>
+      <w:r>
+        <w:t xml:space="preserve">KORNILOVA: Тогда для меня и для моих врачей этот человек будет важнее директора.</w:t>
+      </w:r>
+    </w:p>
+    <w:p>
+      <w:pPr>
+        <w:pStyle w:val="BodyText"/>
+      </w:pPr>
+      <w:r>
+        <w:t xml:space="preserve">ALEKSEY: Согласен. В этом вопросе этот человек будет важнее меня, и так и должно быть.</w:t>
+      </w:r>
+    </w:p>
+    <w:p>
+      <w:pPr>
+        <w:pStyle w:val="BodyText"/>
+      </w:pPr>
+      <w:r>
+        <w:t xml:space="preserve">KORNILOVA: Запишите это, пожалуйста. Я буду цитировать эти слова на экзамене.</w:t>
+      </w:r>
+    </w:p>
+    <w:p>
+      <w:pPr>
+        <w:pStyle w:val="BodyText"/>
+      </w:pPr>
+      <w:r>
+        <w:t xml:space="preserve">IRINA: Но где мы его найдём? Таких людей в России человек сто, и все работают на больших компаниях.</w:t>
+      </w:r>
+    </w:p>
+    <w:p>
+      <w:pPr>
+        <w:pStyle w:val="BodyText"/>
+      </w:pPr>
+      <w:r>
+        <w:t xml:space="preserve">OLGA: Я знаю одного человека, точнее одну. Мы работали вместе, давно, в немецкой компании.</w:t>
+      </w:r>
+    </w:p>
+    <w:p>
+      <w:pPr>
+        <w:pStyle w:val="BodyText"/>
+      </w:pPr>
+      <w:r>
+        <w:t xml:space="preserve">ALEKSEY: Почему ты так сказала — «давно»? Как будто тебе больно об этом вспоминать.</w:t>
+      </w:r>
+    </w:p>
+    <w:p>
+      <w:pPr>
+        <w:pStyle w:val="BodyText"/>
+      </w:pPr>
+      <w:r>
+        <w:t xml:space="preserve">OLGA: Потому что она ушла раньше меня, на год. И я не знаю, захочет ли она вообще со мной говорить.</w:t>
+      </w:r>
+    </w:p>
+    <w:p>
+      <w:pPr>
+        <w:pStyle w:val="BodyText"/>
+      </w:pPr>
+      <w:r>
+        <w:t xml:space="preserve">IRINA: А почему она может не захотеть? Что между вами произошло?</w:t>
+      </w:r>
+    </w:p>
+    <w:p>
+      <w:pPr>
+        <w:pStyle w:val="BodyText"/>
+      </w:pPr>
+      <w:r>
+        <w:t xml:space="preserve">OLGA: Это её история, и моя тоже. Я расскажу, если она согласится прийти. Её зовут Маргарита Лисицына.</w:t>
+      </w:r>
+    </w:p>
+    <w:p>
+      <w:pPr>
+        <w:pStyle w:val="BodyText"/>
+      </w:pPr>
+      <w:r>
+        <w:t xml:space="preserve">SOHEE: Лисицына? Я её знаю. Она делала у нас аудит восемь лет назад, самый строгий в моей жизни.</w:t>
+      </w:r>
+    </w:p>
+    <w:p>
+      <w:pPr>
+        <w:pStyle w:val="BodyText"/>
+      </w:pPr>
+      <w:r>
+        <w:t xml:space="preserve">OLGA: Самый строгий — значит, это точно она. Тогда путь второй, если она придёт.</w:t>
+      </w:r>
+    </w:p>
+    <w:p>
+      <w:pPr>
+        <w:pStyle w:val="BodyText"/>
+      </w:pPr>
+      <w:r>
+        <w:t xml:space="preserve">ALEKSEY: Путь второй, даже если она не придёт, тогда мы найдём другого. Но позвони ей сегодня.</w:t>
       </w:r>
     </w:p>
     <w:bookmarkEnd w:id="22"/>
@@ -1359,239 +1359,239 @@
         <w:pStyle w:val="FirstParagraph"/>
       </w:pPr>
       <w:r>
-        <w:t xml:space="preserve">MARGARITA: Ольга. Восемь лет. Ты постарела. Я тоже.</w:t>
-      </w:r>
-    </w:p>
-    <w:p>
-      <w:pPr>
-        <w:pStyle w:val="BodyText"/>
-      </w:pPr>
-      <w:r>
-        <w:t xml:space="preserve">OLGA: Рита. Спасибо, что пришла. Я думала, бросишь трубку.</w:t>
-      </w:r>
-    </w:p>
-    <w:p>
-      <w:pPr>
-        <w:pStyle w:val="BodyText"/>
-      </w:pPr>
-      <w:r>
-        <w:t xml:space="preserve">MARGARITA: Хотела. Потом прочитала статью про вашу картонку. Подумала: что-то изменилось.</w:t>
-      </w:r>
-    </w:p>
-    <w:p>
-      <w:pPr>
-        <w:pStyle w:val="BodyText"/>
-      </w:pPr>
-      <w:r>
-        <w:t xml:space="preserve">ALEKSEY: Маргарита Сергеевна, Алексей Воронцов. Ольга рассказала только одно: вы работали вместе. Остальное — ваше.</w:t>
-      </w:r>
-    </w:p>
-    <w:p>
-      <w:pPr>
-        <w:pStyle w:val="BodyText"/>
-      </w:pPr>
-      <w:r>
-        <w:t xml:space="preserve">MARGARITA: Остальное — простое. Я руководила качеством. Анализ показал эндотоксины. Я подписала результат первой.</w:t>
-      </w:r>
-    </w:p>
-    <w:p>
-      <w:pPr>
-        <w:pStyle w:val="BodyText"/>
-      </w:pPr>
-      <w:r>
-        <w:t xml:space="preserve">OLGA: Это была она. Первый анализ. Её подпись.</w:t>
-      </w:r>
-    </w:p>
-    <w:p>
-      <w:pPr>
-        <w:pStyle w:val="BodyText"/>
-      </w:pPr>
-      <w:r>
-        <w:t xml:space="preserve">MARGARITA: Директор сказал: «Подождём повторный». Я сказала: «Нет. Партия стоит, пока я руководитель качества». Через неделю меня перевели на «стратегические проекты». Это значит — в угол, без права подписи, с той же зарплатой и с табличкой на двери. Чтобы все видели, что бывает с теми, кто говорит «нет».</w:t>
-      </w:r>
-    </w:p>
-    <w:p>
-      <w:pPr>
-        <w:pStyle w:val="BodyText"/>
-      </w:pPr>
-      <w:r>
-        <w:t xml:space="preserve">IRINA: А партия?</w:t>
-      </w:r>
-    </w:p>
-    <w:p>
-      <w:pPr>
-        <w:pStyle w:val="BodyText"/>
-      </w:pPr>
-      <w:r>
-        <w:t xml:space="preserve">MARGARITA: Партию выпустил мой заместитель. Молодой, хороший, испуганный. Через три месяца, когда пришёл повторный анализ. Повторный подтвердил первый. Но было уже поздно: партию продали ещё до результата. По предварительному разрешению. Которое подписал директор. Не я.</w:t>
-      </w:r>
-    </w:p>
-    <w:p>
-      <w:pPr>
-        <w:pStyle w:val="BodyText"/>
-      </w:pPr>
-      <w:r>
-        <w:t xml:space="preserve">IRINA: Предварительное разрешение. Я видела такие в аудите. Их подписывают, когда не хотят ждать.</w:t>
-      </w:r>
-    </w:p>
-    <w:p>
-      <w:pPr>
-        <w:pStyle w:val="BodyText"/>
-      </w:pPr>
-      <w:r>
-        <w:t xml:space="preserve">OLGA: Я была юристом. Я знала. Я написала записку и положила в шкаф. Рита потеряла должность. Я — сохранила.</w:t>
-      </w:r>
-    </w:p>
-    <w:p>
-      <w:pPr>
-        <w:pStyle w:val="BodyText"/>
-      </w:pPr>
-      <w:r>
-        <w:t xml:space="preserve">MARGARITA: Ты сохранила. Ещё на год. Потом ушла тоже. Я знаю. Я следила.</w:t>
-      </w:r>
-    </w:p>
-    <w:p>
-      <w:pPr>
-        <w:pStyle w:val="BodyText"/>
-      </w:pPr>
-      <w:r>
-        <w:t xml:space="preserve">OLGA: Ты меня ненавидишь?</w:t>
-      </w:r>
-    </w:p>
-    <w:p>
-      <w:pPr>
-        <w:pStyle w:val="BodyText"/>
-      </w:pPr>
-      <w:r>
-        <w:t xml:space="preserve">MARGARITA: Восемь лет назад — да. Четыре года назад — меньше. Сейчас — не знаю. Я пришла посмотреть, кем ты стала.</w:t>
-      </w:r>
-    </w:p>
-    <w:p>
-      <w:pPr>
-        <w:pStyle w:val="BodyText"/>
-      </w:pPr>
-      <w:r>
-        <w:t xml:space="preserve">OLGA: И кем я стала?</w:t>
-      </w:r>
-    </w:p>
-    <w:p>
-      <w:pPr>
-        <w:pStyle w:val="BodyText"/>
-      </w:pPr>
-      <w:r>
-        <w:t xml:space="preserve">MARGARITA: Пока не знаю. Раньше ты молчала за спиной директора. Сейчас — молчишь рядом с ним. Это уже разница.</w:t>
-      </w:r>
-    </w:p>
-    <w:p>
-      <w:pPr>
-        <w:pStyle w:val="BodyText"/>
-      </w:pPr>
-      <w:r>
-        <w:t xml:space="preserve">ALEKSEY: Можно я задам вопрос по делу? Не про прошлое.</w:t>
-      </w:r>
-    </w:p>
-    <w:p>
-      <w:pPr>
-        <w:pStyle w:val="BodyText"/>
-      </w:pPr>
-      <w:r>
-        <w:t xml:space="preserve">MARGARITA: Задавайте. Прошлое — это не моя специальность. Моя — качество.</w:t>
-      </w:r>
-    </w:p>
-    <w:p>
-      <w:pPr>
-        <w:pStyle w:val="BodyText"/>
-      </w:pPr>
-      <w:r>
-        <w:t xml:space="preserve">ALEKSEY: Нам нужна система качества. С нуля. Мы станем производителем «Ладоги». Седжин делает, мы отвечаем. Вы можете это построить?</w:t>
-      </w:r>
-    </w:p>
-    <w:p>
-      <w:pPr>
-        <w:pStyle w:val="BodyText"/>
-      </w:pPr>
-      <w:r>
-        <w:t xml:space="preserve">MARGARITA: Могу. Я строила дважды. Один раз — в Германии, в головном офисе, по их правилам. Второй — в Подмосковье, у производителя шовного материала, с нуля, в пустом цехе, с тремя людьми. Девять месяцев до сертификата. Если мне не мешать. И если директор читает процедуры, а не подписывает их не глядя.</w:t>
-      </w:r>
-    </w:p>
-    <w:p>
-      <w:pPr>
-        <w:pStyle w:val="BodyText"/>
-      </w:pPr>
-      <w:r>
-        <w:t xml:space="preserve">IRINA: Девять месяцев. Сколько людей?</w:t>
-      </w:r>
-    </w:p>
-    <w:p>
-      <w:pPr>
-        <w:pStyle w:val="BodyText"/>
-      </w:pPr>
-      <w:r>
-        <w:t xml:space="preserve">MARGARITA: Я и ещё один инженер. Потом — двое. И десять процедур, которые будет читать весь офис. Даже директор.</w:t>
-      </w:r>
-    </w:p>
-    <w:p>
-      <w:pPr>
-        <w:pStyle w:val="BodyText"/>
-      </w:pPr>
-      <w:r>
-        <w:t xml:space="preserve">IRINA: Десять процедур. Директор правда будет читать?</w:t>
-      </w:r>
-    </w:p>
-    <w:p>
-      <w:pPr>
-        <w:pStyle w:val="BodyText"/>
-      </w:pPr>
-      <w:r>
-        <w:t xml:space="preserve">ALEKSEY: Буду. Теперь это и моя работа.</w:t>
-      </w:r>
-    </w:p>
-    <w:p>
-      <w:pPr>
-        <w:pStyle w:val="BodyText"/>
-      </w:pPr>
-      <w:r>
-        <w:t xml:space="preserve">KIRILL: А комплаенс? Я Кирилл. У меня цепочка, канал, обучение.</w:t>
-      </w:r>
-    </w:p>
-    <w:p>
-      <w:pPr>
-        <w:pStyle w:val="BodyText"/>
-      </w:pPr>
-      <w:r>
-        <w:t xml:space="preserve">MARGARITA: Ваш канал — я читала про него в статье. Он хороший. Правильно, что его читает не директор. Мы его встроим в систему. Комплаенс и качество — соседи. Не родственники, но соседи. Будем ходить друг к другу за солью. Иногда — ругаться через забор. Это нормально.</w:t>
-      </w:r>
-    </w:p>
-    <w:p>
-      <w:pPr>
-        <w:pStyle w:val="BodyText"/>
-      </w:pPr>
-      <w:r>
-        <w:t xml:space="preserve">KIRILL: За солью. Запомню. У меня соль — это коды.</w:t>
-      </w:r>
-    </w:p>
-    <w:p>
-      <w:pPr>
-        <w:pStyle w:val="BodyText"/>
-      </w:pPr>
-      <w:r>
-        <w:t xml:space="preserve">KORNILOVA: Вопрос врача. Вы сможете остановить партию, если вам что-то не нравится? Даже если директор против?</w:t>
-      </w:r>
-    </w:p>
-    <w:p>
-      <w:pPr>
-        <w:pStyle w:val="BodyText"/>
-      </w:pPr>
-      <w:r>
-        <w:t xml:space="preserve">MARGARITA: Это не вопрос. Это моё условие. Первое и последнее.</w:t>
-      </w:r>
-    </w:p>
-    <w:p>
-      <w:pPr>
-        <w:pStyle w:val="BodyText"/>
-      </w:pPr>
-      <w:r>
-        <w:t xml:space="preserve">KORNILOVA: Тогда я за. Без голосования.</w:t>
+        <w:t xml:space="preserve">MARGARITA: Ольга. Восемь лет прошло. Ты постарела, и я тоже, так что не обижайся.</w:t>
+      </w:r>
+    </w:p>
+    <w:p>
+      <w:pPr>
+        <w:pStyle w:val="BodyText"/>
+      </w:pPr>
+      <w:r>
+        <w:t xml:space="preserve">OLGA: Рита, спасибо, что пришла. Я думала, что ты просто бросишь трубку.</w:t>
+      </w:r>
+    </w:p>
+    <w:p>
+      <w:pPr>
+        <w:pStyle w:val="BodyText"/>
+      </w:pPr>
+      <w:r>
+        <w:t xml:space="preserve">MARGARITA: Хотела. Но потом прочитала статью про вашу картонку и подумала, что что-то, видимо, изменилось.</w:t>
+      </w:r>
+    </w:p>
+    <w:p>
+      <w:pPr>
+        <w:pStyle w:val="BodyText"/>
+      </w:pPr>
+      <w:r>
+        <w:t xml:space="preserve">ALEKSEY: Маргарита Сергеевна, я Алексей Воронцов. Ольга рассказала мне только одно — что вы работали вместе, а остальное пусть расскажете вы, если захотите.</w:t>
+      </w:r>
+    </w:p>
+    <w:p>
+      <w:pPr>
+        <w:pStyle w:val="BodyText"/>
+      </w:pPr>
+      <w:r>
+        <w:t xml:space="preserve">MARGARITA: Остальное простое. Я руководила качеством, и анализ показал эндотоксины. Я подписала результат первой.</w:t>
+      </w:r>
+    </w:p>
+    <w:p>
+      <w:pPr>
+        <w:pStyle w:val="BodyText"/>
+      </w:pPr>
+      <w:r>
+        <w:t xml:space="preserve">OLGA: Это была она: первый анализ и её подпись под ним.</w:t>
+      </w:r>
+    </w:p>
+    <w:p>
+      <w:pPr>
+        <w:pStyle w:val="BodyText"/>
+      </w:pPr>
+      <w:r>
+        <w:t xml:space="preserve">MARGARITA: Директор сказал: «Подождём повторный». Я сказала: «Нет. Партия стоит, пока я руководитель качества». Через неделю меня перевели на «стратегические проекты». Это значит — в угол, без права подписи, с той же зарплатой и с табличкой на двери, чтобы все видели, что бывает с теми, кто говорит «нет».</w:t>
+      </w:r>
+    </w:p>
+    <w:p>
+      <w:pPr>
+        <w:pStyle w:val="BodyText"/>
+      </w:pPr>
+      <w:r>
+        <w:t xml:space="preserve">IRINA: А что случилось с партией, когда вас перевели?</w:t>
+      </w:r>
+    </w:p>
+    <w:p>
+      <w:pPr>
+        <w:pStyle w:val="BodyText"/>
+      </w:pPr>
+      <w:r>
+        <w:t xml:space="preserve">MARGARITA: Партию выпустил мой заместитель, молодой, хороший и испуганный. Повторный анализ пришёл через три месяца и подтвердил первый. Но было уже поздно, потому что партию продали ещё до результата, по предварительному разрешению, которое подписал директор, а не я.</w:t>
+      </w:r>
+    </w:p>
+    <w:p>
+      <w:pPr>
+        <w:pStyle w:val="BodyText"/>
+      </w:pPr>
+      <w:r>
+        <w:t xml:space="preserve">IRINA: Предварительное разрешение… Я видела такие на аудите. Их подписывают, когда не хотят ждать.</w:t>
+      </w:r>
+    </w:p>
+    <w:p>
+      <w:pPr>
+        <w:pStyle w:val="BodyText"/>
+      </w:pPr>
+      <w:r>
+        <w:t xml:space="preserve">OLGA: А я была юристом и всё знала. Я написала записку и положила её в шкаф. Рита потеряла должность, а я свою сохранила.</w:t>
+      </w:r>
+    </w:p>
+    <w:p>
+      <w:pPr>
+        <w:pStyle w:val="BodyText"/>
+      </w:pPr>
+      <w:r>
+        <w:t xml:space="preserve">MARGARITA: Ты сохранила, но только ещё на год, а потом ушла тоже. Я знаю, я следила за тобой.</w:t>
+      </w:r>
+    </w:p>
+    <w:p>
+      <w:pPr>
+        <w:pStyle w:val="BodyText"/>
+      </w:pPr>
+      <w:r>
+        <w:t xml:space="preserve">OLGA: Ты меня ненавидишь? Скажи честно, я выдержу.</w:t>
+      </w:r>
+    </w:p>
+    <w:p>
+      <w:pPr>
+        <w:pStyle w:val="BodyText"/>
+      </w:pPr>
+      <w:r>
+        <w:t xml:space="preserve">MARGARITA: Восемь лет назад — да, четыре года назад — меньше, а сейчас не знаю. Я пришла посмотреть, кем ты стала.</w:t>
+      </w:r>
+    </w:p>
+    <w:p>
+      <w:pPr>
+        <w:pStyle w:val="BodyText"/>
+      </w:pPr>
+      <w:r>
+        <w:t xml:space="preserve">OLGA: И кем же я стала, по-твоему? Мне правда интересно.</w:t>
+      </w:r>
+    </w:p>
+    <w:p>
+      <w:pPr>
+        <w:pStyle w:val="BodyText"/>
+      </w:pPr>
+      <w:r>
+        <w:t xml:space="preserve">MARGARITA: Пока не знаю. Раньше ты молчала за спиной директора, а сейчас молчишь рядом с ним. Это уже разница.</w:t>
+      </w:r>
+    </w:p>
+    <w:p>
+      <w:pPr>
+        <w:pStyle w:val="BodyText"/>
+      </w:pPr>
+      <w:r>
+        <w:t xml:space="preserve">ALEKSEY: Можно я задам вопрос по делу, не про прошлое, а про то, что нам нужно сейчас?</w:t>
+      </w:r>
+    </w:p>
+    <w:p>
+      <w:pPr>
+        <w:pStyle w:val="BodyText"/>
+      </w:pPr>
+      <w:r>
+        <w:t xml:space="preserve">MARGARITA: Задавайте. Прошлое — это не моя специальность, моя специальность — качество.</w:t>
+      </w:r>
+    </w:p>
+    <w:p>
+      <w:pPr>
+        <w:pStyle w:val="BodyText"/>
+      </w:pPr>
+      <w:r>
+        <w:t xml:space="preserve">ALEKSEY: Нам нужна система качества с нуля, потому что мы станем производителем «Ладоги»: Седжин делает, а мы отвечаем. Вы можете это построить?</w:t>
+      </w:r>
+    </w:p>
+    <w:p>
+      <w:pPr>
+        <w:pStyle w:val="BodyText"/>
+      </w:pPr>
+      <w:r>
+        <w:t xml:space="preserve">MARGARITA: Могу, я строила такое дважды. Один раз в Германии, в головном офисе, по их правилам, а второй — в Подмосковье, у производителя шовного материала, с нуля, в пустом цехе, с тремя людьми. До сертификата ушло девять месяцев. Но только если мне не мешать и если директор читает процедуры, а не подписывает их не глядя.</w:t>
+      </w:r>
+    </w:p>
+    <w:p>
+      <w:pPr>
+        <w:pStyle w:val="BodyText"/>
+      </w:pPr>
+      <w:r>
+        <w:t xml:space="preserve">IRINA: Девять месяцев, понятно. А сколько людей вам для этого понадобится?</w:t>
+      </w:r>
+    </w:p>
+    <w:p>
+      <w:pPr>
+        <w:pStyle w:val="BodyText"/>
+      </w:pPr>
+      <w:r>
+        <w:t xml:space="preserve">MARGARITA: Я и ещё один инженер, потом двое. И десять процедур, которые будет читать весь офис, даже директор.</w:t>
+      </w:r>
+    </w:p>
+    <w:p>
+      <w:pPr>
+        <w:pStyle w:val="BodyText"/>
+      </w:pPr>
+      <w:r>
+        <w:t xml:space="preserve">IRINA: Десять процедур… А директор правда будет их читать, или это только на бумаге?</w:t>
+      </w:r>
+    </w:p>
+    <w:p>
+      <w:pPr>
+        <w:pStyle w:val="BodyText"/>
+      </w:pPr>
+      <w:r>
+        <w:t xml:space="preserve">ALEKSEY: Буду читать, потому что теперь это и моя работа тоже.</w:t>
+      </w:r>
+    </w:p>
+    <w:p>
+      <w:pPr>
+        <w:pStyle w:val="BodyText"/>
+      </w:pPr>
+      <w:r>
+        <w:t xml:space="preserve">KIRILL: А как же комплаенс? Я Кирилл, у меня цепочка поставок, канал и обучение.</w:t>
+      </w:r>
+    </w:p>
+    <w:p>
+      <w:pPr>
+        <w:pStyle w:val="BodyText"/>
+      </w:pPr>
+      <w:r>
+        <w:t xml:space="preserve">MARGARITA: Про ваш канал я читала в статье, и он хороший. Правильно, что его читает не директор. Мы встроим его в систему. Комплаенс и качество — соседи: не родственники, но соседи. Будем ходить друг к другу за солью, а иногда ругаться через забор, и это нормально.</w:t>
+      </w:r>
+    </w:p>
+    <w:p>
+      <w:pPr>
+        <w:pStyle w:val="BodyText"/>
+      </w:pPr>
+      <w:r>
+        <w:t xml:space="preserve">KIRILL: За солью, запомню. У меня соль — это коды, так что приходите.</w:t>
+      </w:r>
+    </w:p>
+    <w:p>
+      <w:pPr>
+        <w:pStyle w:val="BodyText"/>
+      </w:pPr>
+      <w:r>
+        <w:t xml:space="preserve">KORNILOVA: У меня вопрос врача: вы сможете остановить партию, если вам что-то не нравится, даже если директор против?</w:t>
+      </w:r>
+    </w:p>
+    <w:p>
+      <w:pPr>
+        <w:pStyle w:val="BodyText"/>
+      </w:pPr>
+      <w:r>
+        <w:t xml:space="preserve">MARGARITA: Это не вопрос, а моё условие, первое и последнее, без которого я не работаю.</w:t>
+      </w:r>
+    </w:p>
+    <w:p>
+      <w:pPr>
+        <w:pStyle w:val="BodyText"/>
+      </w:pPr>
+      <w:r>
+        <w:t xml:space="preserve">KORNILOVA: Тогда я за, и мне даже не нужно никакого голосования.</w:t>
       </w:r>
     </w:p>
     <w:bookmarkEnd w:id="23"/>
@@ -1609,63 +1609,63 @@
         <w:pStyle w:val="FirstParagraph"/>
       </w:pPr>
       <w:r>
-        <w:t xml:space="preserve">MARGARITA: Условия. Три. Без них — я ухожу сейчас, без обид.</w:t>
-      </w:r>
-    </w:p>
-    <w:p>
-      <w:pPr>
-        <w:pStyle w:val="BodyText"/>
-      </w:pPr>
-      <w:r>
-        <w:t xml:space="preserve">ALEKSEY: Слушаю.</w:t>
-      </w:r>
-    </w:p>
-    <w:p>
-      <w:pPr>
-        <w:pStyle w:val="BodyText"/>
-      </w:pPr>
-      <w:r>
-        <w:t xml:space="preserve">MARGARITA: Первое. Руководитель качества подчиняется совету. Как ваш канал. Директор не может уволить за «нет».</w:t>
-      </w:r>
-    </w:p>
-    <w:p>
-      <w:pPr>
-        <w:pStyle w:val="BodyText"/>
-      </w:pPr>
-      <w:r>
-        <w:t xml:space="preserve">OLGA: Это я и сама хотела предложить. Рита, ты опередила.</w:t>
-      </w:r>
-    </w:p>
-    <w:p>
-      <w:pPr>
-        <w:pStyle w:val="BodyText"/>
-      </w:pPr>
-      <w:r>
-        <w:t xml:space="preserve">MARGARITA: Второе. Право стоп-лота. Я подписываю выпуск каждой партии. Не подписала — партия стоит.</w:t>
-      </w:r>
-    </w:p>
-    <w:p>
-      <w:pPr>
-        <w:pStyle w:val="BodyText"/>
-      </w:pPr>
-      <w:r>
-        <w:t xml:space="preserve">ALEKSEY: Даже если склад пустой? Даже если врачи ждут?</w:t>
-      </w:r>
-    </w:p>
-    <w:p>
-      <w:pPr>
-        <w:pStyle w:val="BodyText"/>
-      </w:pPr>
-      <w:r>
-        <w:t xml:space="preserve">MARGARITA: Особенно тогда. Когда пустой склад — все торопятся. Торопливые подписи — это то, что было восемь лет назад.</w:t>
-      </w:r>
-    </w:p>
-    <w:p>
-      <w:pPr>
-        <w:pStyle w:val="BodyText"/>
-      </w:pPr>
-      <w:r>
-        <w:t xml:space="preserve">ALEKSEY: Принято. Без исключений.</w:t>
+        <w:t xml:space="preserve">MARGARITA: Теперь условия. Их три, и без них я уйду прямо сейчас, без всяких обид.</w:t>
+      </w:r>
+    </w:p>
+    <w:p>
+      <w:pPr>
+        <w:pStyle w:val="BodyText"/>
+      </w:pPr>
+      <w:r>
+        <w:t xml:space="preserve">ALEKSEY: Слушаю вас внимательно, Маргарита Сергеевна. Говорите.</w:t>
+      </w:r>
+    </w:p>
+    <w:p>
+      <w:pPr>
+        <w:pStyle w:val="BodyText"/>
+      </w:pPr>
+      <w:r>
+        <w:t xml:space="preserve">MARGARITA: Первое: руководитель качества подчиняется совету, как ваш канал, и директор не может уволить его за «нет».</w:t>
+      </w:r>
+    </w:p>
+    <w:p>
+      <w:pPr>
+        <w:pStyle w:val="BodyText"/>
+      </w:pPr>
+      <w:r>
+        <w:t xml:space="preserve">OLGA: Я и сама хотела это предложить, Рита, но ты меня опередила.</w:t>
+      </w:r>
+    </w:p>
+    <w:p>
+      <w:pPr>
+        <w:pStyle w:val="BodyText"/>
+      </w:pPr>
+      <w:r>
+        <w:t xml:space="preserve">MARGARITA: Второе — право стоп-лота. Я подписываю выпуск каждой партии, и если я не подписала, партия стоит.</w:t>
+      </w:r>
+    </w:p>
+    <w:p>
+      <w:pPr>
+        <w:pStyle w:val="BodyText"/>
+      </w:pPr>
+      <w:r>
+        <w:t xml:space="preserve">ALEKSEY: Даже если склад пустой и врачи ждут? Даже в такой ситуации?</w:t>
+      </w:r>
+    </w:p>
+    <w:p>
+      <w:pPr>
+        <w:pStyle w:val="BodyText"/>
+      </w:pPr>
+      <w:r>
+        <w:t xml:space="preserve">MARGARITA: Особенно тогда. Когда склад пустой, все торопятся, а торопливые подписи — это именно то, что было восемь лет назад.</w:t>
+      </w:r>
+    </w:p>
+    <w:p>
+      <w:pPr>
+        <w:pStyle w:val="BodyText"/>
+      </w:pPr>
+      <w:r>
+        <w:t xml:space="preserve">ALEKSEY: Принято, и без всяких исключений, даю вам слово.</w:t>
       </w:r>
     </w:p>
     <w:p>
@@ -1681,127 +1681,127 @@
         <w:pStyle w:val="BodyText"/>
       </w:pPr>
       <w:r>
-        <w:t xml:space="preserve">ALEKSEY: Понимаю. Это значит, что план — не главное. Мы это уже решили в марте. С Глебом.</w:t>
-      </w:r>
-    </w:p>
-    <w:p>
-      <w:pPr>
-        <w:pStyle w:val="BodyText"/>
-      </w:pPr>
-      <w:r>
-        <w:t xml:space="preserve">MARGARITA: Это вы сейчас так говорите. Посмотрим в первый пустой месяц.</w:t>
-      </w:r>
-    </w:p>
-    <w:p>
-      <w:pPr>
-        <w:pStyle w:val="BodyText"/>
-      </w:pPr>
-      <w:r>
-        <w:t xml:space="preserve">ALEKSEY: Посмотрите. Я тоже хочу на себя посмотреть.</w:t>
-      </w:r>
-    </w:p>
-    <w:p>
-      <w:pPr>
-        <w:pStyle w:val="BodyText"/>
-      </w:pPr>
-      <w:r>
-        <w:t xml:space="preserve">MARGARITA: Третье. Ольга. Я хочу, чтобы ты была в совете каждый раз, когда я буду говорить «нет». Не как юрист. Как свидетель. Чтобы ты сидела рядом и видела, как это выглядит, когда кто-то не ждёт повторного анализа. И чтобы директор видел, что ты видишь.</w:t>
-      </w:r>
-    </w:p>
-    <w:p>
-      <w:pPr>
-        <w:pStyle w:val="BodyText"/>
-      </w:pPr>
-      <w:r>
-        <w:t xml:space="preserve">OLGA: Рита…</w:t>
-      </w:r>
-    </w:p>
-    <w:p>
-      <w:pPr>
-        <w:pStyle w:val="BodyText"/>
-      </w:pPr>
-      <w:r>
-        <w:t xml:space="preserve">MARGARITA: Это не месть. Это — справедливость. Ты видела, как я потеряла подпись. Теперь посмотри, как я её использую.</w:t>
-      </w:r>
-    </w:p>
-    <w:p>
-      <w:pPr>
-        <w:pStyle w:val="BodyText"/>
-      </w:pPr>
-      <w:r>
-        <w:t xml:space="preserve">OLGA: Согласна. Я буду там. Каждый раз.</w:t>
-      </w:r>
-    </w:p>
-    <w:p>
-      <w:pPr>
-        <w:pStyle w:val="BodyText"/>
-      </w:pPr>
-      <w:r>
-        <w:t xml:space="preserve">IRINA: Зарплата. Я обязана спросить. Мы — не немецкая компания. Мы платим меньше.</w:t>
-      </w:r>
-    </w:p>
-    <w:p>
-      <w:pPr>
-        <w:pStyle w:val="BodyText"/>
-      </w:pPr>
-      <w:r>
-        <w:t xml:space="preserve">MARGARITA: Сколько?</w:t>
-      </w:r>
-    </w:p>
-    <w:p>
-      <w:pPr>
-        <w:pStyle w:val="BodyText"/>
-      </w:pPr>
-      <w:r>
-        <w:t xml:space="preserve">IRINA: На тридцать процентов меньше, чем вы получаете сейчас. Я посмотрела рынок.</w:t>
-      </w:r>
-    </w:p>
-    <w:p>
-      <w:pPr>
-        <w:pStyle w:val="BodyText"/>
-      </w:pPr>
-      <w:r>
-        <w:t xml:space="preserve">MARGARITA: На сорок. Но там нет права стоп-лота. Здесь есть. Это стоит десяти процентов.</w:t>
-      </w:r>
-    </w:p>
-    <w:p>
-      <w:pPr>
-        <w:pStyle w:val="BodyText"/>
-      </w:pPr>
-      <w:r>
-        <w:t xml:space="preserve">IRINA: Десять процентов за право сказать «нет». Понимаю. Я тоже за это недополучаю.</w:t>
-      </w:r>
-    </w:p>
-    <w:p>
-      <w:pPr>
-        <w:pStyle w:val="BodyText"/>
-      </w:pPr>
-      <w:r>
-        <w:t xml:space="preserve">ALEKSEY: Значит, да?</w:t>
-      </w:r>
-    </w:p>
-    <w:p>
-      <w:pPr>
-        <w:pStyle w:val="BodyText"/>
-      </w:pPr>
-      <w:r>
-        <w:t xml:space="preserve">MARGARITA: Да. С первого января. Девять месяцев — до сертификата. Ольга, ты поедешь со мной в Вонджу на первый аудит?</w:t>
-      </w:r>
-    </w:p>
-    <w:p>
-      <w:pPr>
-        <w:pStyle w:val="BodyText"/>
-      </w:pPr>
-      <w:r>
-        <w:t xml:space="preserve">OLGA: Поеду. Сохи обещала соджу. После сорока вопросов.</w:t>
-      </w:r>
-    </w:p>
-    <w:p>
-      <w:pPr>
-        <w:pStyle w:val="BodyText"/>
-      </w:pPr>
-      <w:r>
-        <w:t xml:space="preserve">MARGARITA: Сорок вопросов? Это мало. Я задам сто.</w:t>
+        <w:t xml:space="preserve">ALEKSEY: Понимаю. Это значит, что план — не главное, и мы это уже решили в марте, с Глебом.</w:t>
+      </w:r>
+    </w:p>
+    <w:p>
+      <w:pPr>
+        <w:pStyle w:val="BodyText"/>
+      </w:pPr>
+      <w:r>
+        <w:t xml:space="preserve">MARGARITA: Это вы сейчас так говорите. Посмотрим, что вы скажете в первый пустой месяц.</w:t>
+      </w:r>
+    </w:p>
+    <w:p>
+      <w:pPr>
+        <w:pStyle w:val="BodyText"/>
+      </w:pPr>
+      <w:r>
+        <w:t xml:space="preserve">ALEKSEY: Посмотрите, конечно. Я и сам хочу на себя посмотреть в такой момент.</w:t>
+      </w:r>
+    </w:p>
+    <w:p>
+      <w:pPr>
+        <w:pStyle w:val="BodyText"/>
+      </w:pPr>
+      <w:r>
+        <w:t xml:space="preserve">MARGARITA: Третье. Ольга, я хочу, чтобы ты была в совете каждый раз, когда я буду говорить «нет», не как юрист, а как свидетель. Чтобы ты сидела рядом и видела, как это выглядит, когда кто-то не ждёт повторного анализа. И чтобы директор видел, что ты видишь.</w:t>
+      </w:r>
+    </w:p>
+    <w:p>
+      <w:pPr>
+        <w:pStyle w:val="BodyText"/>
+      </w:pPr>
+      <w:r>
+        <w:t xml:space="preserve">OLGA: Рита… Я даже не знаю, что тебе на это ответить.</w:t>
+      </w:r>
+    </w:p>
+    <w:p>
+      <w:pPr>
+        <w:pStyle w:val="BodyText"/>
+      </w:pPr>
+      <w:r>
+        <w:t xml:space="preserve">MARGARITA: Это не месть, а справедливость. Ты видела, как я потеряла подпись, а теперь посмотри, как я её использую.</w:t>
+      </w:r>
+    </w:p>
+    <w:p>
+      <w:pPr>
+        <w:pStyle w:val="BodyText"/>
+      </w:pPr>
+      <w:r>
+        <w:t xml:space="preserve">OLGA: Согласна. Я буду там каждый раз, когда ты скажешь «нет».</w:t>
+      </w:r>
+    </w:p>
+    <w:p>
+      <w:pPr>
+        <w:pStyle w:val="BodyText"/>
+      </w:pPr>
+      <w:r>
+        <w:t xml:space="preserve">IRINA: Теперь о зарплате, я обязана спросить. Мы не немецкая компания и платим меньше, чем там.</w:t>
+      </w:r>
+    </w:p>
+    <w:p>
+      <w:pPr>
+        <w:pStyle w:val="BodyText"/>
+      </w:pPr>
+      <w:r>
+        <w:t xml:space="preserve">MARGARITA: Насколько меньше? Назовите, пожалуйста, честную цифру.</w:t>
+      </w:r>
+    </w:p>
+    <w:p>
+      <w:pPr>
+        <w:pStyle w:val="BodyText"/>
+      </w:pPr>
+      <w:r>
+        <w:t xml:space="preserve">IRINA: На тридцать процентов меньше, чем вы получаете сейчас. Я посмотрела рынок перед встречей.</w:t>
+      </w:r>
+    </w:p>
+    <w:p>
+      <w:pPr>
+        <w:pStyle w:val="BodyText"/>
+      </w:pPr>
+      <w:r>
+        <w:t xml:space="preserve">MARGARITA: На сорок, если точно. Но там нет права стоп-лота, а здесь оно есть, и это стоит десяти процентов.</w:t>
+      </w:r>
+    </w:p>
+    <w:p>
+      <w:pPr>
+        <w:pStyle w:val="BodyText"/>
+      </w:pPr>
+      <w:r>
+        <w:t xml:space="preserve">IRINA: Десять процентов за право сказать «нет»… Понимаю, я ведь тоже за это недополучаю.</w:t>
+      </w:r>
+    </w:p>
+    <w:p>
+      <w:pPr>
+        <w:pStyle w:val="BodyText"/>
+      </w:pPr>
+      <w:r>
+        <w:t xml:space="preserve">ALEKSEY: Значит, вы согласны? Я правильно вас понял, Маргарита Сергеевна?</w:t>
+      </w:r>
+    </w:p>
+    <w:p>
+      <w:pPr>
+        <w:pStyle w:val="BodyText"/>
+      </w:pPr>
+      <w:r>
+        <w:t xml:space="preserve">MARGARITA: Да, с первого января, и девять месяцев до сертификата. Ольга, ты поедешь со мной в Вонджу на первый аудит?</w:t>
+      </w:r>
+    </w:p>
+    <w:p>
+      <w:pPr>
+        <w:pStyle w:val="BodyText"/>
+      </w:pPr>
+      <w:r>
+        <w:t xml:space="preserve">OLGA: Поеду. Сохи обещала соджу, правда, только после сорока вопросов.</w:t>
+      </w:r>
+    </w:p>
+    <w:p>
+      <w:pPr>
+        <w:pStyle w:val="BodyText"/>
+      </w:pPr>
+      <w:r>
+        <w:t xml:space="preserve">MARGARITA: Сорок вопросов? Это слишком мало, я задам сто, не меньше.</w:t>
       </w:r>
     </w:p>
     <w:bookmarkEnd w:id="24"/>
@@ -1819,31 +1819,31 @@
         <w:pStyle w:val="FirstParagraph"/>
       </w:pPr>
       <w:r>
-        <w:t xml:space="preserve">OLGA: Лёша, ты ещё здесь? Рита ушла час назад. А я сижу в темноте. Она была права восемь лет назад. А я — нет. Она потеряла подпись. Я сохранила. И сегодня она пришла, чтобы снова подписывать. К нам. Ко мне. Я не знаю, как это вынести.</w:t>
-      </w:r>
-    </w:p>
-    <w:p>
-      <w:pPr>
-        <w:pStyle w:val="BodyText"/>
-      </w:pPr>
-      <w:r>
-        <w:t xml:space="preserve">ALEKSEY: Теперь вы обе здесь. Это главное.</w:t>
-      </w:r>
-    </w:p>
-    <w:p>
-      <w:pPr>
-        <w:pStyle w:val="BodyText"/>
-      </w:pPr>
-      <w:r>
-        <w:t xml:space="preserve">OLGA: Знаешь, что она сказала мне у лифта? Тихо, чтобы никто не слышал.</w:t>
-      </w:r>
-    </w:p>
-    <w:p>
-      <w:pPr>
-        <w:pStyle w:val="BodyText"/>
-      </w:pPr>
-      <w:r>
-        <w:t xml:space="preserve">ALEKSEY: Что?</w:t>
+        <w:t xml:space="preserve">OLGA: Лёша, ты ещё здесь? Рита ушла час назад, а я сижу в темноте. Она была права восемь лет назад, а я нет. Она потеряла подпись, а я свою сохранила. И сегодня она пришла, чтобы снова подписывать — у нас, рядом со мной. Я не знаю, как это вынести.</w:t>
+      </w:r>
+    </w:p>
+    <w:p>
+      <w:pPr>
+        <w:pStyle w:val="BodyText"/>
+      </w:pPr>
+      <w:r>
+        <w:t xml:space="preserve">ALEKSEY: Зато теперь вы обе здесь, и это, по-моему, самое главное.</w:t>
+      </w:r>
+    </w:p>
+    <w:p>
+      <w:pPr>
+        <w:pStyle w:val="BodyText"/>
+      </w:pPr>
+      <w:r>
+        <w:t xml:space="preserve">OLGA: Знаешь, что она сказала мне у лифта? Тихо, чтобы никто, кроме меня, не услышал.</w:t>
+      </w:r>
+    </w:p>
+    <w:p>
+      <w:pPr>
+        <w:pStyle w:val="BodyText"/>
+      </w:pPr>
+      <w:r>
+        <w:t xml:space="preserve">ALEKSEY: Что она сказала? Если, конечно, ты можешь мне это рассказать.</w:t>
       </w:r>
     </w:p>
     <w:p>
@@ -1859,71 +1859,71 @@
         <w:pStyle w:val="BodyText"/>
       </w:pPr>
       <w:r>
-        <w:t xml:space="preserve">ALEKSEY: Вы обе ей пишете?</w:t>
-      </w:r>
-    </w:p>
-    <w:p>
-      <w:pPr>
-        <w:pStyle w:val="BodyText"/>
-      </w:pPr>
-      <w:r>
-        <w:t xml:space="preserve">OLGA: Семь лет. Март и сентябрь. Без подписей. Мы не знали друг о друге.</w:t>
-      </w:r>
-    </w:p>
-    <w:p>
-      <w:pPr>
-        <w:pStyle w:val="BodyText"/>
-      </w:pPr>
-      <w:r>
-        <w:t xml:space="preserve">ALEKSEY: А Лариса… она знает, что это двое?</w:t>
-      </w:r>
-    </w:p>
-    <w:p>
-      <w:pPr>
-        <w:pStyle w:val="BodyText"/>
-      </w:pPr>
-      <w:r>
-        <w:t xml:space="preserve">OLGA: Может быть. Почерк разный. Она учительница. Учителя различают почерк.</w:t>
-      </w:r>
-    </w:p>
-    <w:p>
-      <w:pPr>
-        <w:pStyle w:val="BodyText"/>
-      </w:pPr>
-      <w:r>
-        <w:t xml:space="preserve">ALEKSEY: Значит, она семь лет знает, что про неё помнят двое.</w:t>
-      </w:r>
-    </w:p>
-    <w:p>
-      <w:pPr>
-        <w:pStyle w:val="BodyText"/>
-      </w:pPr>
-      <w:r>
-        <w:t xml:space="preserve">OLGA: Двое — это уже не случайность. Это система. Рита бы сказала: это процедура.</w:t>
-      </w:r>
-    </w:p>
-    <w:p>
-      <w:pPr>
-        <w:pStyle w:val="BodyText"/>
-      </w:pPr>
-      <w:r>
-        <w:t xml:space="preserve">ALEKSEY: Рита скажет это завтра. Иди домой, Оля.</w:t>
-      </w:r>
-    </w:p>
-    <w:p>
-      <w:pPr>
-        <w:pStyle w:val="BodyText"/>
-      </w:pPr>
-      <w:r>
-        <w:t xml:space="preserve">OLGA: Иду. Только допишу одну вещь. Первую процедуру. Для Риты. Чтобы ей было что исправлять в январе.</w:t>
-      </w:r>
-    </w:p>
-    <w:p>
-      <w:pPr>
-        <w:pStyle w:val="BodyText"/>
-      </w:pPr>
-      <w:r>
-        <w:t xml:space="preserve">ALEKSEY: Как она называется?</w:t>
+        <w:t xml:space="preserve">ALEKSEY: Подожди, вы обе ей пишете и ничего не знали друг о друге?</w:t>
+      </w:r>
+    </w:p>
+    <w:p>
+      <w:pPr>
+        <w:pStyle w:val="BodyText"/>
+      </w:pPr>
+      <w:r>
+        <w:t xml:space="preserve">OLGA: Да, семь лет, в марте и в сентябре, без подписей. Мы ничего не знали друг о друге.</w:t>
+      </w:r>
+    </w:p>
+    <w:p>
+      <w:pPr>
+        <w:pStyle w:val="BodyText"/>
+      </w:pPr>
+      <w:r>
+        <w:t xml:space="preserve">ALEKSEY: А Лариса… она знает, что открытки ей пишут два разных человека?</w:t>
+      </w:r>
+    </w:p>
+    <w:p>
+      <w:pPr>
+        <w:pStyle w:val="BodyText"/>
+      </w:pPr>
+      <w:r>
+        <w:t xml:space="preserve">OLGA: Может быть, ведь почерк разный. Она учительница, а учителя всегда различают почерк.</w:t>
+      </w:r>
+    </w:p>
+    <w:p>
+      <w:pPr>
+        <w:pStyle w:val="BodyText"/>
+      </w:pPr>
+      <w:r>
+        <w:t xml:space="preserve">ALEKSEY: Значит, она уже семь лет знает, что про неё помнят двое.</w:t>
+      </w:r>
+    </w:p>
+    <w:p>
+      <w:pPr>
+        <w:pStyle w:val="BodyText"/>
+      </w:pPr>
+      <w:r>
+        <w:t xml:space="preserve">OLGA: Двое — это уже не случайность, а система. Рита бы сказала, что это процедура.</w:t>
+      </w:r>
+    </w:p>
+    <w:p>
+      <w:pPr>
+        <w:pStyle w:val="BodyText"/>
+      </w:pPr>
+      <w:r>
+        <w:t xml:space="preserve">ALEKSEY: Рита скажет это завтра сама. А сейчас иди домой, Оля, уже поздно.</w:t>
+      </w:r>
+    </w:p>
+    <w:p>
+      <w:pPr>
+        <w:pStyle w:val="BodyText"/>
+      </w:pPr>
+      <w:r>
+        <w:t xml:space="preserve">OLGA: Иду, только допишу одну вещь — первую процедуру для Риты, чтобы ей было что исправлять в январе.</w:t>
+      </w:r>
+    </w:p>
+    <w:p>
+      <w:pPr>
+        <w:pStyle w:val="BodyText"/>
+      </w:pPr>
+      <w:r>
+        <w:t xml:space="preserve">ALEKSEY: И как она будет называться, эта первая процедура?</w:t>
       </w:r>
     </w:p>
     <w:p>
@@ -2851,7 +2851,7 @@
         <w:t xml:space="preserve">“</w:t>
       </w:r>
       <w:r>
-        <w:t xml:space="preserve">Директор сказал: «Подождём повторный». Я сказала: «Нет. Партия стоит, пока я руководитель качества». Через неделю меня перевели на «стратегические проекты». Это значит — в угол, без права подписи, с той же зарплатой и с табличкой на двери. Чтобы все видели, что бывает с теми, кто говорит «нет».</w:t>
+        <w:t xml:space="preserve">Директор сказал: «Подождём повторный». Я сказала: «Нет. Партия стоит, пока я руководитель качества». Через неделю меня перевели на «стратегические проекты». Это значит — в угол, без права подписи, с той же зарплатой и с табличкой на двери, чтобы все видели, что бывает с теми, кто говорит «нет».</w:t>
       </w:r>
       <w:r>
         <w:t xml:space="preserve">”</w:t>
@@ -3033,69 +3033,31 @@
               <w:jc w:val="left"/>
             </w:pPr>
             <w:r>
-              <w:t xml:space="preserve">④ 완곡어 해설</w:t>
-            </w:r>
-          </w:p>
-        </w:tc>
-        <w:tc>
-          <w:tcPr/>
-          <w:p>
-            <w:pPr>
-              <w:pStyle w:val="Compact"/>
-              <w:jc w:val="left"/>
-            </w:pPr>
-            <w:r>
-              <w:t xml:space="preserve">Это значит — в угол, без…, с…</w:t>
-            </w:r>
-          </w:p>
-        </w:tc>
-        <w:tc>
-          <w:tcPr/>
-          <w:p>
-            <w:pPr>
-              <w:pStyle w:val="Compact"/>
-              <w:jc w:val="left"/>
-            </w:pPr>
-            <w:r>
-              <w:t xml:space="preserve">без/с + 생격/조격 열거</w:t>
-            </w:r>
-          </w:p>
-        </w:tc>
-      </w:tr>
-      <w:tr>
-        <w:tc>
-          <w:tcPr/>
-          <w:p>
-            <w:pPr>
-              <w:pStyle w:val="Compact"/>
-              <w:jc w:val="left"/>
-            </w:pPr>
-            <w:r>
-              <w:t xml:space="preserve">⑤ 목적</w:t>
-            </w:r>
-          </w:p>
-        </w:tc>
-        <w:tc>
-          <w:tcPr/>
-          <w:p>
-            <w:pPr>
-              <w:pStyle w:val="Compact"/>
-              <w:jc w:val="left"/>
-            </w:pPr>
-            <w:r>
-              <w:t xml:space="preserve">Чтобы все видели, что бывает с теми, кто…</w:t>
-            </w:r>
-          </w:p>
-        </w:tc>
-        <w:tc>
-          <w:tcPr/>
-          <w:p>
-            <w:pPr>
-              <w:pStyle w:val="Compact"/>
-              <w:jc w:val="left"/>
-            </w:pPr>
-            <w:r>
-              <w:t xml:space="preserve">чтобы + 과거형, те, кто</w:t>
+              <w:t xml:space="preserve">④ 완곡어 해설 + 목적</w:t>
+            </w:r>
+          </w:p>
+        </w:tc>
+        <w:tc>
+          <w:tcPr/>
+          <w:p>
+            <w:pPr>
+              <w:pStyle w:val="Compact"/>
+              <w:jc w:val="left"/>
+            </w:pPr>
+            <w:r>
+              <w:t xml:space="preserve">Это значит — в угол, без…, с…, чтобы все видели, что бывает с теми, кто…</w:t>
+            </w:r>
+          </w:p>
+        </w:tc>
+        <w:tc>
+          <w:tcPr/>
+          <w:p>
+            <w:pPr>
+              <w:pStyle w:val="Compact"/>
+              <w:jc w:val="left"/>
+            </w:pPr>
+            <w:r>
+              <w:t xml:space="preserve">без/с 열거 후 чтобы + 과거형, те, кто로 이어 붙임</w:t>
             </w:r>
           </w:p>
         </w:tc>
@@ -3119,7 +3081,7 @@
         <w:t xml:space="preserve">“</w:t>
       </w:r>
       <w:r>
-        <w:t xml:space="preserve">… сказал: «…». Я сказала: «…». Через… меня… Это значит —… Чтобы все видели, что бывает с теми, кто…</w:t>
+        <w:t xml:space="preserve">… сказал: «…». Я сказала: «…». Через… меня… Это значит —…, чтобы все видели, что бывает с теми, кто…</w:t>
       </w:r>
       <w:r>
         <w:t xml:space="preserve">”</w:t>
@@ -3154,7 +3116,7 @@
         <w:t xml:space="preserve"> </w:t>
       </w:r>
       <w:r>
-        <w:t xml:space="preserve">원칙을 지키다 불이익을 받은 경험을 30~40단어로 담담하게.</w:t>
+        <w:t xml:space="preserve">원칙을 지키다 불이익을 받은 경험을 35~60단어로 담담하게.</w:t>
       </w:r>
     </w:p>
     <w:bookmarkEnd w:id="30"/>
@@ -3620,119 +3582,119 @@
         <w:pStyle w:val="FirstParagraph"/>
       </w:pPr>
       <w:r>
-        <w:t xml:space="preserve">이리나: 올랴, 또 안 잤구나. 책상에 — EAEU 규칙. 300페이지.</w:t>
-      </w:r>
-    </w:p>
-    <w:p>
-      <w:pPr>
-        <w:pStyle w:val="BodyText"/>
-      </w:pPr>
-      <w:r>
-        <w:t xml:space="preserve">올가: 280. 단어 하나를 찾았어. 그게 전부를 바꿔. 「제조자」.</w:t>
-      </w:r>
-    </w:p>
-    <w:p>
-      <w:pPr>
-        <w:pStyle w:val="BodyText"/>
-      </w:pPr>
-      <w:r>
-        <w:t xml:space="preserve">알렉세이: 제조자는 — 세진이지. 그건 분명하잖아.</w:t>
-      </w:r>
-    </w:p>
-    <w:p>
-      <w:pPr>
-        <w:pStyle w:val="BodyText"/>
-      </w:pPr>
-      <w:r>
-        <w:t xml:space="preserve">올가: 아니, 료샤. 분명하지 않아. 등록에서 「제조자」는 반응기에서 젤을 만드는 사람이 아니야. 제품을 책임지는 사람이야. 누구 이름으로 시장에 나가는지, 누가 서류를 갖고 있는지, 누가 로트를 회수하는지. 공장 개념이 아니라 법적 개념이야. 알고는 있었어. 그게 우리 얘기일 줄은 몰랐지.</w:t>
-      </w:r>
-    </w:p>
-    <w:p>
-      <w:pPr>
-        <w:pStyle w:val="BodyText"/>
-      </w:pPr>
-      <w:r>
-        <w:t xml:space="preserve">이리나: 그러니까… 우리라는 거야?</w:t>
-      </w:r>
-    </w:p>
-    <w:p>
-      <w:pPr>
-        <w:pStyle w:val="BodyText"/>
-      </w:pPr>
-      <w:r>
-        <w:t xml:space="preserve">올가: 「라도가」가 우리 상표이고 등록증이 우리 이름이면 — 법적으로 제조자는 우리야. 세진은 — 생산 시설. 하청이고.</w:t>
-      </w:r>
-    </w:p>
-    <w:p>
-      <w:pPr>
-        <w:pStyle w:val="BodyText"/>
-      </w:pPr>
-      <w:r>
-        <w:t xml:space="preserve">디마: 우리가 — 제조자요? 우린 아무것도 안 만들잖아요. 포돌스크 창고랑 냉장고뿐인데.</w:t>
-      </w:r>
-    </w:p>
-    <w:p>
-      <w:pPr>
-        <w:pStyle w:val="BodyText"/>
-      </w:pPr>
-      <w:r>
-        <w:t xml:space="preserve">올가: 그래서 못 잤어. 제조자는 자기 품질경영시스템이 있어야 해. 자기 것. 세진 것 말고.</w:t>
-      </w:r>
-    </w:p>
-    <w:p>
-      <w:pPr>
-        <w:pStyle w:val="BodyText"/>
-      </w:pPr>
-      <w:r>
-        <w:t xml:space="preserve">키릴: 품질 시스템이요? 공장처럼요? 13485 표준이요?</w:t>
-      </w:r>
-    </w:p>
-    <w:p>
-      <w:pPr>
-        <w:pStyle w:val="BodyText"/>
-      </w:pPr>
-      <w:r>
-        <w:t xml:space="preserve">올가: 바로 그거. 그리고 또. 3등급 젤이면 생산 실사가 있어. 러시아 점검관들이 원주에 가.</w:t>
-      </w:r>
-    </w:p>
-    <w:p>
-      <w:pPr>
-        <w:pStyle w:val="BodyText"/>
-      </w:pPr>
-      <w:r>
-        <w:t xml:space="preserve">알렉세이: 그게 나쁜 거야?</w:t>
-      </w:r>
-    </w:p>
-    <w:p>
-      <w:pPr>
-        <w:pStyle w:val="BodyText"/>
-      </w:pPr>
-      <w:r>
-        <w:t xml:space="preserve">올가: 나쁜 건 아니야. 비싸고 오래 걸려. 두 번째 길이 있어 — 더 쉬운. 하지만 그럼 가장 중요한 걸 잃어.</w:t>
-      </w:r>
-    </w:p>
-    <w:p>
-      <w:pPr>
-        <w:pStyle w:val="BodyText"/>
-      </w:pPr>
-      <w:r>
-        <w:t xml:space="preserve">이리나: 11시에. 전원. 소희 씨도 화상으로. 실사는 그분이 우리보다 잘 알아.</w:t>
-      </w:r>
-    </w:p>
-    <w:p>
-      <w:pPr>
-        <w:pStyle w:val="BodyText"/>
-      </w:pPr>
-      <w:r>
-        <w:t xml:space="preserve">올가: 소희는 이미 알아. 새벽 3시에 썼어. 5분 만에 답이 왔어.</w:t>
-      </w:r>
-    </w:p>
-    <w:p>
-      <w:pPr>
-        <w:pStyle w:val="BodyText"/>
-      </w:pPr>
-      <w:r>
-        <w:t xml:space="preserve">알렉세이: 둘이 — 위험한 조합이야.</w:t>
+        <w:t xml:space="preserve">이리나: 올랴, 또 안 잤구나, 다 보여. 책상에 EAEU 규칙이 있네. 적어도 300페이지는 되겠어.</w:t>
+      </w:r>
+    </w:p>
+    <w:p>
+      <w:pPr>
+        <w:pStyle w:val="BodyText"/>
+      </w:pPr>
+      <w:r>
+        <w:t xml:space="preserve">올가: 280. 거기서 전부를 바꾸는 단어 하나를 찾았어. 그 단어가 「제조자」야.</w:t>
+      </w:r>
+    </w:p>
+    <w:p>
+      <w:pPr>
+        <w:pStyle w:val="BodyText"/>
+      </w:pPr>
+      <w:r>
+        <w:t xml:space="preserve">알렉세이: 제조자는 세진이지, 그건 분명하잖아. 거기서 새로 찾을 게 뭐가 있어?</w:t>
+      </w:r>
+    </w:p>
+    <w:p>
+      <w:pPr>
+        <w:pStyle w:val="BodyText"/>
+      </w:pPr>
+      <w:r>
+        <w:t xml:space="preserve">올가: 아니, 료샤, 전혀 분명하지 않아. 등록에서 「제조자」는 반응기에서 젤을 만드는 사람이 아니라 제품을 책임지는 사람이야. 누구 이름으로 시장에 나가는지, 누가 서류를 갖고 있는지, 누가 로트를 회수하는지. 공장 개념이 아니라 법적 개념이지. 알고는 있었는데, 그게 우리 얘기일 줄은 몰랐어.</w:t>
+      </w:r>
+    </w:p>
+    <w:p>
+      <w:pPr>
+        <w:pStyle w:val="BodyText"/>
+      </w:pPr>
+      <w:r>
+        <w:t xml:space="preserve">이리나: 그러니까… 제조자가 우리라는 거야?</w:t>
+      </w:r>
+    </w:p>
+    <w:p>
+      <w:pPr>
+        <w:pStyle w:val="BodyText"/>
+      </w:pPr>
+      <w:r>
+        <w:t xml:space="preserve">올가: 「라도가」가 우리 상표이고 등록증이 우리 이름으로 돼 있으면, 법적으로 제조자는 우리야. 세진은 생산 시설, 즉 하청이고.</w:t>
+      </w:r>
+    </w:p>
+    <w:p>
+      <w:pPr>
+        <w:pStyle w:val="BodyText"/>
+      </w:pPr>
+      <w:r>
+        <w:t xml:space="preserve">디마: 우리가 제조자요? 우린 아무것도 안 만들잖아요. 포돌스크 창고랑 냉장고밖에 없는데.</w:t>
+      </w:r>
+    </w:p>
+    <w:p>
+      <w:pPr>
+        <w:pStyle w:val="BodyText"/>
+      </w:pPr>
+      <w:r>
+        <w:t xml:space="preserve">올가: 그래서 못 잔 거야. 제조자는 자기 품질경영시스템이 있어야 해. 세진 것 말고 바로 자기 것.</w:t>
+      </w:r>
+    </w:p>
+    <w:p>
+      <w:pPr>
+        <w:pStyle w:val="BodyText"/>
+      </w:pPr>
+      <w:r>
+        <w:t xml:space="preserve">키릴: 진짜 공장처럼 품질 시스템이요? 13485 표준으로요?</w:t>
+      </w:r>
+    </w:p>
+    <w:p>
+      <w:pPr>
+        <w:pStyle w:val="BodyText"/>
+      </w:pPr>
+      <w:r>
+        <w:t xml:space="preserve">올가: 바로 그거. 그리고 또, 3등급 젤이면 생산 실사가 있어. 러시아 점검관들이 원주에 간다는 거지.</w:t>
+      </w:r>
+    </w:p>
+    <w:p>
+      <w:pPr>
+        <w:pStyle w:val="BodyText"/>
+      </w:pPr>
+      <w:r>
+        <w:t xml:space="preserve">알렉세이: 그게 우리한테 나쁜 거야? 무슨 위험이 있는지 설명해 줘.</w:t>
+      </w:r>
+    </w:p>
+    <w:p>
+      <w:pPr>
+        <w:pStyle w:val="BodyText"/>
+      </w:pPr>
+      <w:r>
+        <w:t xml:space="preserve">올가: 나쁜 건 아니지만, 비싸고 오래 걸려. 더 쉬운 두 번째 길도 있는데, 그럼 가장 중요한 걸 잃어.</w:t>
+      </w:r>
+    </w:p>
+    <w:p>
+      <w:pPr>
+        <w:pStyle w:val="BodyText"/>
+      </w:pPr>
+      <w:r>
+        <w:t xml:space="preserve">이리나: 그럼 11시에 다 모이자. 소희 씨도 화상으로. 실사는 그분이 우리보다 잘 아니까.</w:t>
+      </w:r>
+    </w:p>
+    <w:p>
+      <w:pPr>
+        <w:pStyle w:val="BodyText"/>
+      </w:pPr>
+      <w:r>
+        <w:t xml:space="preserve">올가: 소희는 이미 알아. 새벽 3시에 썼는데 5분 만에 답이 왔어.</w:t>
+      </w:r>
+    </w:p>
+    <w:p>
+      <w:pPr>
+        <w:pStyle w:val="BodyText"/>
+      </w:pPr>
+      <w:r>
+        <w:t xml:space="preserve">알렉세이: 둘이 같이 있으면 아주 위험한 조합이라는 걸 이제 알겠어.</w:t>
       </w:r>
     </w:p>
     <w:bookmarkEnd w:id="33"/>
@@ -3750,279 +3712,279 @@
         <w:pStyle w:val="FirstParagraph"/>
       </w:pPr>
       <w:r>
-        <w:t xml:space="preserve">올가: 두 길. 첫째. 제조자 — 세진. 등록증 — 세진 이름. 우리는 — 러시아 내 공인 대리인이자 상표 소유자. 더 빠르고. 더 싸고. 소희가 자기 서류로 다 하고, 우리는 번역만 해. 반년 절약. 그리고 우리 회사 실사는 없어.</w:t>
-      </w:r>
-    </w:p>
-    <w:p>
-      <w:pPr>
-        <w:pStyle w:val="BodyText"/>
-      </w:pPr>
-      <w:r>
-        <w:t xml:space="preserve">이리나: 좋게 들리네. 함정이 뭐야?</w:t>
-      </w:r>
-    </w:p>
-    <w:p>
-      <w:pPr>
-        <w:pStyle w:val="BodyText"/>
-      </w:pPr>
-      <w:r>
-        <w:t xml:space="preserve">올가: 떠날 권리. 등록증이 세진 이름이야. 5년 뒤 우리는 브랜드를 갖고 떠나지만 등록증은 없어. 등록증 없는 브랜드는 — 빈 상자 위의 예쁜 단어야. 또 빈 상자. 새 제조자와 「라도가」를 처음부터 다시 등록해야 해. 2년. 판매 없이. 그건 떠날 권리가 아니야. 넘어질 권리지.</w:t>
-      </w:r>
-    </w:p>
-    <w:p>
-      <w:pPr>
-        <w:pStyle w:val="BodyText"/>
-      </w:pPr>
-      <w:r>
-        <w:t xml:space="preserve">알렉세이: 또 빈 상자. 그럼 첫째 길은 — 아니야.</w:t>
-      </w:r>
-    </w:p>
-    <w:p>
-      <w:pPr>
-        <w:pStyle w:val="BodyText"/>
-      </w:pPr>
-      <w:r>
-        <w:t xml:space="preserve">올가: 잠깐. 서두르지 마. 둘째 길. 제조자 — 우리. 등록증 — 우리 이름. 세진은 — 위탁 생산 시설. 떠날 권리 — 진짜. 소희의 에스크로 — 작동해. 대신 우리에게 자체 품질 시스템이 있어야 해. 자체 인증서. 자체 내부 감사. 그리고 원주에서 일어나는 일을 우리가 점검관 앞에서 책임져.</w:t>
-      </w:r>
-    </w:p>
-    <w:p>
-      <w:pPr>
-        <w:pStyle w:val="BodyText"/>
-      </w:pPr>
-      <w:r>
-        <w:t xml:space="preserve">소희: 소희예요. 원주 실사 — 무섭지 않아요. 세 번 받았어요. EAEU도. 준비돼 있어요.</w:t>
-      </w:r>
-    </w:p>
-    <w:p>
-      <w:pPr>
-        <w:pStyle w:val="BodyText"/>
-      </w:pPr>
-      <w:r>
-        <w:t xml:space="preserve">올가: 그쪽은 준비됐죠. 우리는 — 아니에요. 점검관이 날 보고 물을 거예요: 「하청업체를 어떻게 관리합니까?」 뭐라고 하죠? 「소희가 좋은 사람이에요」?</w:t>
-      </w:r>
-    </w:p>
-    <w:p>
-      <w:pPr>
-        <w:pStyle w:val="BodyText"/>
-      </w:pPr>
-      <w:r>
-        <w:t xml:space="preserve">소희: 그건 사실이에요. 나 좋은 사람이에요. 그런데 점검관은 안 믿어요. 서류가 필요해요. 그쪽 절차. 그쪽의 나에 대한 감사.</w:t>
-      </w:r>
-    </w:p>
-    <w:p>
-      <w:pPr>
-        <w:pStyle w:val="BodyText"/>
-      </w:pPr>
-      <w:r>
-        <w:t xml:space="preserve">올가: 그러니까 우리 절차가 필요해. 우리가 소희를 어떻게 점검하는지. 서면으로.</w:t>
-      </w:r>
-    </w:p>
-    <w:p>
-      <w:pPr>
-        <w:pStyle w:val="BodyText"/>
-      </w:pPr>
-      <w:r>
-        <w:t xml:space="preserve">이리나: 그건 얼마야? 품질 시스템, 인증서, 사람?</w:t>
-      </w:r>
-    </w:p>
-    <w:p>
-      <w:pPr>
-        <w:pStyle w:val="BodyText"/>
-      </w:pPr>
-      <w:r>
-        <w:t xml:space="preserve">올가: 인증서는 인증 기관이 줘. 먼저 심사, 그다음 매년 사후 관리. 그건 큰돈이 아니야. 큰돈은 — 사람이야. 품질 책임자가 필요해. 진짜. 책으로 읽은 게 아니라 직접 세워 본 사람. 대표에게 「안 돼」라고 하고도 겁먹지 않을 사람. 그런 사람은 비싸.</w:t>
-      </w:r>
-    </w:p>
-    <w:p>
-      <w:pPr>
-        <w:pStyle w:val="BodyText"/>
-      </w:pPr>
-      <w:r>
-        <w:t xml:space="preserve">이리나: 새 사람. 채용. 물가 연동 인상 막 풀었는데.</w:t>
-      </w:r>
-    </w:p>
-    <w:p>
-      <w:pPr>
-        <w:pStyle w:val="BodyText"/>
-      </w:pPr>
-      <w:r>
-        <w:t xml:space="preserve">알렉세이: 급여 기금에서 나가는 게 아니에요. 보리스의 트랜치에서. 「라도가」 프로젝트. 별도 항목.</w:t>
-      </w:r>
-    </w:p>
-    <w:p>
-      <w:pPr>
-        <w:pStyle w:val="BodyText"/>
-      </w:pPr>
-      <w:r>
-        <w:t xml:space="preserve">이리나: 그럼 — 좋아요. 별도 항목. 별도 항목 좋아해요.</w:t>
-      </w:r>
-    </w:p>
-    <w:p>
-      <w:pPr>
-        <w:pStyle w:val="BodyText"/>
-      </w:pPr>
-      <w:r>
-        <w:t xml:space="preserve">키릴: 저도요? 컴플라이언스 — 공급망, 교육, 채널. 그게 품질 시스템의 절반이잖아요. 이미 절차를 쓰고 있어요. 파트너 감사도 하고요.</w:t>
-      </w:r>
-    </w:p>
-    <w:p>
-      <w:pPr>
-        <w:pStyle w:val="BodyText"/>
-      </w:pPr>
-      <w:r>
-        <w:t xml:space="preserve">올가: 절반은 — 맞아. 키릴, 넌 절반을 했고, 좋은 절반이야. 그런데 나머지 절반은 우리에게 전혀 없는 거야. 변경 관리. 공정 밸리데이션. 부적합 조사. 시정·예방 조치. 그건 다른 언어야, 자기 문법이 있는. 넌 단어를 알아. 문법은 아직 우리 중 누구에게도 없어.</w:t>
-      </w:r>
-    </w:p>
-    <w:p>
-      <w:pPr>
-        <w:pStyle w:val="BodyText"/>
-      </w:pPr>
-      <w:r>
-        <w:t xml:space="preserve">키릴: 다른 언어. 그럼 통역사가 필요하네요.</w:t>
-      </w:r>
-    </w:p>
-    <w:p>
-      <w:pPr>
-        <w:pStyle w:val="BodyText"/>
-      </w:pPr>
-      <w:r>
-        <w:t xml:space="preserve">올가: 원어민이 필요해. 통역사 말고.</w:t>
-      </w:r>
-    </w:p>
-    <w:p>
-      <w:pPr>
-        <w:pStyle w:val="BodyText"/>
-      </w:pPr>
-      <w:r>
-        <w:t xml:space="preserve">디마: 쉽게 말해도 돼요? 우리가 공장 없는 공장이 되는 거예요?</w:t>
-      </w:r>
-    </w:p>
-    <w:p>
-      <w:pPr>
-        <w:pStyle w:val="BodyText"/>
-      </w:pPr>
-      <w:r>
-        <w:t xml:space="preserve">올가: 디마, 오늘 들은 정의 중 최고야. 그래. 공장 없는 공장. 공장의 책임을 진.</w:t>
-      </w:r>
-    </w:p>
-    <w:p>
-      <w:pPr>
-        <w:pStyle w:val="BodyText"/>
-      </w:pPr>
-      <w:r>
-        <w:t xml:space="preserve">디마: 공장 없는 공장. 야로슬라블 엄마한테 그렇게 말해야지. 안 믿으실 거예요.</w:t>
-      </w:r>
-    </w:p>
-    <w:p>
-      <w:pPr>
-        <w:pStyle w:val="BodyText"/>
-      </w:pPr>
-      <w:r>
-        <w:t xml:space="preserve">코르닐로바: 늦었어요, 미안해요. 질문 하나. 로트가 좋은지는 누가 결정해요?</w:t>
-      </w:r>
-    </w:p>
-    <w:p>
-      <w:pPr>
-        <w:pStyle w:val="BodyText"/>
-      </w:pPr>
-      <w:r>
-        <w:t xml:space="preserve">올가: 지금은 — 세진. 둘째 길이면 — 우리. 우리 품질 담당자가 로트의 시장 출하에 서명해요.</w:t>
-      </w:r>
-    </w:p>
-    <w:p>
-      <w:pPr>
-        <w:pStyle w:val="BodyText"/>
-      </w:pPr>
-      <w:r>
-        <w:t xml:space="preserve">코르닐로바: 그럼 그 사람이 대표보다 중요해요. 나한테는. 내 의사들한테는.</w:t>
-      </w:r>
-    </w:p>
-    <w:p>
-      <w:pPr>
-        <w:pStyle w:val="BodyText"/>
-      </w:pPr>
-      <w:r>
-        <w:t xml:space="preserve">알렉세이: 동의해요. 그 사람은 나보다 중요할 거예요. 그 문제에선.</w:t>
-      </w:r>
-    </w:p>
-    <w:p>
-      <w:pPr>
-        <w:pStyle w:val="BodyText"/>
-      </w:pPr>
-      <w:r>
-        <w:t xml:space="preserve">코르닐로바: 그거 적어 둬요. 시험에서 인용할 거예요.</w:t>
-      </w:r>
-    </w:p>
-    <w:p>
-      <w:pPr>
-        <w:pStyle w:val="BodyText"/>
-      </w:pPr>
-      <w:r>
-        <w:t xml:space="preserve">이리나: 그런 사람을 어디서 찾아요? 러시아에 그런 사람은 — 백 명. 다 큰 회사에서 일해요.</w:t>
-      </w:r>
-    </w:p>
-    <w:p>
-      <w:pPr>
-        <w:pStyle w:val="BodyText"/>
-      </w:pPr>
-      <w:r>
-        <w:t xml:space="preserve">올가: 한 사람 알아. 여자야. 같이 일했어. 오래전에. 독일 회사에서.</w:t>
-      </w:r>
-    </w:p>
-    <w:p>
-      <w:pPr>
-        <w:pStyle w:val="BodyText"/>
-      </w:pPr>
-      <w:r>
-        <w:t xml:space="preserve">알렉세이: 왜 그렇게 말해 — 「오래전에」? 아픈 것처럼.</w:t>
-      </w:r>
-    </w:p>
-    <w:p>
-      <w:pPr>
-        <w:pStyle w:val="BodyText"/>
-      </w:pPr>
-      <w:r>
-        <w:t xml:space="preserve">올가: 그 사람이 나보다 먼저 나갔으니까. 1년. 그리고 나랑 말하고 싶어 할지 모르겠어.</w:t>
-      </w:r>
-    </w:p>
-    <w:p>
-      <w:pPr>
-        <w:pStyle w:val="BodyText"/>
-      </w:pPr>
-      <w:r>
-        <w:t xml:space="preserve">이리나: 왜 안 하고 싶어 해?</w:t>
-      </w:r>
-    </w:p>
-    <w:p>
-      <w:pPr>
-        <w:pStyle w:val="BodyText"/>
-      </w:pPr>
-      <w:r>
-        <w:t xml:space="preserve">올가: 그 사람의 이야기고. 내 이야기야. 오겠다고 하면 말할게. 이름은 마르가리타 리시츠이나.</w:t>
-      </w:r>
-    </w:p>
-    <w:p>
-      <w:pPr>
-        <w:pStyle w:val="BodyText"/>
-      </w:pPr>
-      <w:r>
-        <w:t xml:space="preserve">소희: 리시츠이나? 알아요. 우리 공장 감사. 8년 전. 내 인생에서 제일 엄격한.</w:t>
-      </w:r>
-    </w:p>
-    <w:p>
-      <w:pPr>
-        <w:pStyle w:val="BodyText"/>
-      </w:pPr>
-      <w:r>
-        <w:t xml:space="preserve">올가: 제일 엄격한. 그 사람 맞아요. 그럼 둘째 길. 그 사람이 온다면.</w:t>
-      </w:r>
-    </w:p>
-    <w:p>
-      <w:pPr>
-        <w:pStyle w:val="BodyText"/>
-      </w:pPr>
-      <w:r>
-        <w:t xml:space="preserve">알렉세이: 둘째 길. 그 사람이 안 와도. 다른 사람을 찾을 거야. 하지만 오늘 전화해.</w:t>
+        <w:t xml:space="preserve">올가: 길은 둘이야. 첫째, 제조자는 세진, 등록증도 세진 이름, 우리는 러시아 내 공인 대리인이자 상표 소유자. 소희가 자기 서류로 다 하고 우리는 번역만 하니까 더 빠르고 더 싸. 반년 절약이고, 우리 회사 실사도 없어.</w:t>
+      </w:r>
+    </w:p>
+    <w:p>
+      <w:pPr>
+        <w:pStyle w:val="BodyText"/>
+      </w:pPr>
+      <w:r>
+        <w:t xml:space="preserve">이리나: 아주 좋게 들리네, 너무 좋을 정도로. 그럼 함정이 뭐야?</w:t>
+      </w:r>
+    </w:p>
+    <w:p>
+      <w:pPr>
+        <w:pStyle w:val="BodyText"/>
+      </w:pPr>
+      <w:r>
+        <w:t xml:space="preserve">올가: 함정은 떠날 권리야. 등록증이 세진 이름이니까, 5년 뒤 우리는 브랜드를 갖고 떠나지만 등록증은 없어. 등록증 없는 브랜드는 빈 상자 위의 예쁜 단어야, 또 빈 상자지. 새 제조자와 「라도가」를 처음부터 다시 등록해야 하고, 2년 동안 판매가 없어. 그건 떠날 권리가 아니야. 넘어질 권리지.</w:t>
+      </w:r>
+    </w:p>
+    <w:p>
+      <w:pPr>
+        <w:pStyle w:val="BodyText"/>
+      </w:pPr>
+      <w:r>
+        <w:t xml:space="preserve">알렉세이: 또 빈 상자네. 그럼 첫째 길은 확실히 안 맞아.</w:t>
+      </w:r>
+    </w:p>
+    <w:p>
+      <w:pPr>
+        <w:pStyle w:val="BodyText"/>
+      </w:pPr>
+      <w:r>
+        <w:t xml:space="preserve">올가: 잠깐, 서두르지 마. 둘째 길. 제조자는 우리, 등록증도 우리 이름, 세진은 위탁 생산 시설. 그럼 떠날 권리가 진짜가 되고, 소희의 에스크로도 작동해. 대신 우리에게 자체 품질 시스템, 자체 인증서, 자체 내부 감사가 있어야 하고, 원주에서 일어나는 일을 우리가 점검관 앞에서 책임져.</w:t>
+      </w:r>
+    </w:p>
+    <w:p>
+      <w:pPr>
+        <w:pStyle w:val="BodyText"/>
+      </w:pPr>
+      <w:r>
+        <w:t xml:space="preserve">소희: 소희예요. 원주 실사는 무섭지 않아요. 이미 세 번 받았고, EAEU 실사도 받았어요. 준비돼 있어요.</w:t>
+      </w:r>
+    </w:p>
+    <w:p>
+      <w:pPr>
+        <w:pStyle w:val="BodyText"/>
+      </w:pPr>
+      <w:r>
+        <w:t xml:space="preserve">올가: 그쪽은 준비됐지만 우리는 아니에요. 점검관이 「하청업체를 어떻게 관리합니까?」라고 물을 거예요. 그럼 뭐라고 하죠? 「소희가 좋은 사람이에요」?</w:t>
+      </w:r>
+    </w:p>
+    <w:p>
+      <w:pPr>
+        <w:pStyle w:val="BodyText"/>
+      </w:pPr>
+      <w:r>
+        <w:t xml:space="preserve">소희: 그건 사실이에요, 나 좋은 사람이에요. 그런데 점검관은 안 믿어요. 서류가 필요해요. 그쪽 절차, 그리고 그쪽이 나를 감사한 기록.</w:t>
+      </w:r>
+    </w:p>
+    <w:p>
+      <w:pPr>
+        <w:pStyle w:val="BodyText"/>
+      </w:pPr>
+      <w:r>
+        <w:t xml:space="preserve">올가: 그러니까 우리가 소희를 어떻게 점검하는지 서면으로 적은 우리 자체 절차가 필요해.</w:t>
+      </w:r>
+    </w:p>
+    <w:p>
+      <w:pPr>
+        <w:pStyle w:val="BodyText"/>
+      </w:pPr>
+      <w:r>
+        <w:t xml:space="preserve">이리나: 그럼 그 모든 게 얼마야? 품질 시스템, 인증서, 사람까지. 대략적인 숫자라도 필요해.</w:t>
+      </w:r>
+    </w:p>
+    <w:p>
+      <w:pPr>
+        <w:pStyle w:val="BodyText"/>
+      </w:pPr>
+      <w:r>
+        <w:t xml:space="preserve">올가: 인증서는 인증 기관이 줘. 먼저 심사, 그다음 매년 사후 관리. 하지만 그건 큰돈이 아니야. 큰돈은 사람이야. 책으로 읽은 게 아니라 직접 세워 본, 대표에게 「안 돼」라고 하고도 겁먹지 않을 진짜 품질 책임자가 필요해. 그런 사람은 비싸.</w:t>
+      </w:r>
+    </w:p>
+    <w:p>
+      <w:pPr>
+        <w:pStyle w:val="BodyText"/>
+      </w:pPr>
+      <w:r>
+        <w:t xml:space="preserve">이리나: 새 사람, 새 채용이라니. 물가 연동 인상 막 풀었는데. 계산하기가 무서워.</w:t>
+      </w:r>
+    </w:p>
+    <w:p>
+      <w:pPr>
+        <w:pStyle w:val="BodyText"/>
+      </w:pPr>
+      <w:r>
+        <w:t xml:space="preserve">알렉세이: 급여 기금에서 나가는 게 아니라, 보리스의 트랜치에서 「라도가」 프로젝트로, 별도 항목으로 나가요.</w:t>
+      </w:r>
+    </w:p>
+    <w:p>
+      <w:pPr>
+        <w:pStyle w:val="BodyText"/>
+      </w:pPr>
+      <w:r>
+        <w:t xml:space="preserve">이리나: 그럼 좋아요, 별도 항목이면 돼요. 난 원래 별도 항목을 좋아해요. 다 명확하니까.</w:t>
+      </w:r>
+    </w:p>
+    <w:p>
+      <w:pPr>
+        <w:pStyle w:val="BodyText"/>
+      </w:pPr>
+      <w:r>
+        <w:t xml:space="preserve">키릴: 저도 한마디 해도 돼요? 컴플라이언스 — 공급망, 교육, 채널 — 그게 품질 시스템의 절반이잖아요. 이미 절차를 쓰고 있고, 파트너 감사도 하고 있어요.</w:t>
+      </w:r>
+    </w:p>
+    <w:p>
+      <w:pPr>
+        <w:pStyle w:val="BodyText"/>
+      </w:pPr>
+      <w:r>
+        <w:t xml:space="preserve">올가: 절반은 맞아. 키릴, 넌 절반을 했고 좋은 절반이야. 그런데 나머지 절반은 우리에게 전혀 없는 거야. 변경 관리, 공정 밸리데이션, 부적합 조사, 시정·예방 조치. 그건 자기 문법이 있는 다른 언어야. 넌 단어는 알지만, 문법은 아직 우리 중 누구에게도 없어.</w:t>
+      </w:r>
+    </w:p>
+    <w:p>
+      <w:pPr>
+        <w:pStyle w:val="BodyText"/>
+      </w:pPr>
+      <w:r>
+        <w:t xml:space="preserve">키릴: 다른 언어군요, 알겠어요. 그럼 그 언어를 잘 아는 통역사가 필요하네요.</w:t>
+      </w:r>
+    </w:p>
+    <w:p>
+      <w:pPr>
+        <w:pStyle w:val="BodyText"/>
+      </w:pPr>
+      <w:r>
+        <w:t xml:space="preserve">올가: 통역사가 아니라, 그 언어로 생각하는 원어민이 필요해.</w:t>
+      </w:r>
+    </w:p>
+    <w:p>
+      <w:pPr>
+        <w:pStyle w:val="BodyText"/>
+      </w:pPr>
+      <w:r>
+        <w:t xml:space="preserve">디마: 쉽게 말해도 돼요? 그러니까 우리가 공장 없는 공장이 되는 거예요?</w:t>
+      </w:r>
+    </w:p>
+    <w:p>
+      <w:pPr>
+        <w:pStyle w:val="BodyText"/>
+      </w:pPr>
+      <w:r>
+        <w:t xml:space="preserve">올가: 디마, 오늘 들은 정의 중 최고야. 그래, 공장 없는 공장. 하지만 공장의 책임은 온전히 지는.</w:t>
+      </w:r>
+    </w:p>
+    <w:p>
+      <w:pPr>
+        <w:pStyle w:val="BodyText"/>
+      </w:pPr>
+      <w:r>
+        <w:t xml:space="preserve">디마: 공장 없는 공장… 야로슬라블 엄마한테 그렇게 말해야지. 그래도 안 믿으시겠지만요.</w:t>
+      </w:r>
+    </w:p>
+    <w:p>
+      <w:pPr>
+        <w:pStyle w:val="BodyText"/>
+      </w:pPr>
+      <w:r>
+        <w:t xml:space="preserve">코르닐로바: 늦어서 미안해요. 질문이 하나 있어요. 로트가 좋은지는 누가 결정해요?</w:t>
+      </w:r>
+    </w:p>
+    <w:p>
+      <w:pPr>
+        <w:pStyle w:val="BodyText"/>
+      </w:pPr>
+      <w:r>
+        <w:t xml:space="preserve">올가: 지금은 세진이 결정하고, 둘째 길을 택하면 우리가 해요. 우리 품질 담당자가 로트의 시장 출하에 서명하는 거죠.</w:t>
+      </w:r>
+    </w:p>
+    <w:p>
+      <w:pPr>
+        <w:pStyle w:val="BodyText"/>
+      </w:pPr>
+      <w:r>
+        <w:t xml:space="preserve">코르닐로바: 그럼 나한테도, 내 의사들한테도 그 사람이 대표보다 중요해요.</w:t>
+      </w:r>
+    </w:p>
+    <w:p>
+      <w:pPr>
+        <w:pStyle w:val="BodyText"/>
+      </w:pPr>
+      <w:r>
+        <w:t xml:space="preserve">알렉세이: 동의해요. 그 문제에선 그 사람이 나보다 중요할 거고, 그래야 맞아요.</w:t>
+      </w:r>
+    </w:p>
+    <w:p>
+      <w:pPr>
+        <w:pStyle w:val="BodyText"/>
+      </w:pPr>
+      <w:r>
+        <w:t xml:space="preserve">코르닐로바: 그거 꼭 적어 둬요. 시험에서 그 말을 인용할 거예요.</w:t>
+      </w:r>
+    </w:p>
+    <w:p>
+      <w:pPr>
+        <w:pStyle w:val="BodyText"/>
+      </w:pPr>
+      <w:r>
+        <w:t xml:space="preserve">이리나: 그런데 그런 사람을 어디서 찾아요? 러시아에 그런 사람은 백 명쯤이고, 다 큰 회사에서 일해요.</w:t>
+      </w:r>
+    </w:p>
+    <w:p>
+      <w:pPr>
+        <w:pStyle w:val="BodyText"/>
+      </w:pPr>
+      <w:r>
+        <w:t xml:space="preserve">올가: 한 사람 알아, 정확히는 여자야. 오래전에 독일 회사에서 같이 일했어.</w:t>
+      </w:r>
+    </w:p>
+    <w:p>
+      <w:pPr>
+        <w:pStyle w:val="BodyText"/>
+      </w:pPr>
+      <w:r>
+        <w:t xml:space="preserve">알렉세이: 왜 그렇게 말해, 「오래전에」라고? 떠올리기가 아픈 것처럼.</w:t>
+      </w:r>
+    </w:p>
+    <w:p>
+      <w:pPr>
+        <w:pStyle w:val="BodyText"/>
+      </w:pPr>
+      <w:r>
+        <w:t xml:space="preserve">올가: 그 사람이 나보다 1년 먼저 나갔으니까. 그리고 나랑 말하고 싶어 할지조차 모르겠어.</w:t>
+      </w:r>
+    </w:p>
+    <w:p>
+      <w:pPr>
+        <w:pStyle w:val="BodyText"/>
+      </w:pPr>
+      <w:r>
+        <w:t xml:space="preserve">이리나: 왜 안 하고 싶어 할 수도 있는데? 둘 사이에 무슨 일이 있었어?</w:t>
+      </w:r>
+    </w:p>
+    <w:p>
+      <w:pPr>
+        <w:pStyle w:val="BodyText"/>
+      </w:pPr>
+      <w:r>
+        <w:t xml:space="preserve">올가: 그 사람의 이야기고, 내 이야기이기도 해. 오겠다고 하면 말할게. 이름은 마르가리타 리시츠이나야.</w:t>
+      </w:r>
+    </w:p>
+    <w:p>
+      <w:pPr>
+        <w:pStyle w:val="BodyText"/>
+      </w:pPr>
+      <w:r>
+        <w:t xml:space="preserve">소희: 리시츠이나? 알아요. 8년 전에 우리 공장 감사를 했어요. 내 인생에서 제일 엄격한 감사였어요.</w:t>
+      </w:r>
+    </w:p>
+    <w:p>
+      <w:pPr>
+        <w:pStyle w:val="BodyText"/>
+      </w:pPr>
+      <w:r>
+        <w:t xml:space="preserve">올가: 제일 엄격한 — 그럼 확실히 그 사람이에요. 그럼 둘째 길로 가요, 그 사람이 온다면.</w:t>
+      </w:r>
+    </w:p>
+    <w:p>
+      <w:pPr>
+        <w:pStyle w:val="BodyText"/>
+      </w:pPr>
+      <w:r>
+        <w:t xml:space="preserve">알렉세이: 둘째 길로 가. 그 사람이 안 와도, 그땐 다른 사람을 찾을 거야. 하지만 오늘 전화해.</w:t>
       </w:r>
     </w:p>
     <w:bookmarkEnd w:id="34"/>
@@ -4040,191 +4002,191 @@
         <w:pStyle w:val="FirstParagraph"/>
       </w:pPr>
       <w:r>
-        <w:t xml:space="preserve">마르가리타: 올가. 8년. 늙었네. 나도.</w:t>
-      </w:r>
-    </w:p>
-    <w:p>
-      <w:pPr>
-        <w:pStyle w:val="BodyText"/>
-      </w:pPr>
-      <w:r>
-        <w:t xml:space="preserve">올가: 리타. 와 줘서 고마워. 전화 끊을 줄 알았어.</w:t>
-      </w:r>
-    </w:p>
-    <w:p>
-      <w:pPr>
-        <w:pStyle w:val="BodyText"/>
-      </w:pPr>
-      <w:r>
-        <w:t xml:space="preserve">마르가리타: 끊고 싶었어. 그러다 너희 판지 기사를 읽었어. 생각했지: 뭔가 바뀌었구나.</w:t>
-      </w:r>
-    </w:p>
-    <w:p>
-      <w:pPr>
-        <w:pStyle w:val="BodyText"/>
-      </w:pPr>
-      <w:r>
-        <w:t xml:space="preserve">알렉세이: 마르가리타 세르게예브나, 알렉세이 보론초프입니다. 올가는 한 가지만 말했어요: 같이 일하셨다고. 나머지는 — 선생님 몫이에요.</w:t>
-      </w:r>
-    </w:p>
-    <w:p>
-      <w:pPr>
-        <w:pStyle w:val="BodyText"/>
-      </w:pPr>
-      <w:r>
-        <w:t xml:space="preserve">마르가리타: 나머지는 — 간단해요. 품질 책임자였어요. 분석에서 엔도톡신이 나왔어요. 결과에 제일 먼저 서명했죠.</w:t>
-      </w:r>
-    </w:p>
-    <w:p>
-      <w:pPr>
-        <w:pStyle w:val="BodyText"/>
-      </w:pPr>
-      <w:r>
-        <w:t xml:space="preserve">올가: 그 사람이었어요. 첫 분석. 그 사람 서명.</w:t>
-      </w:r>
-    </w:p>
-    <w:p>
-      <w:pPr>
-        <w:pStyle w:val="BodyText"/>
-      </w:pPr>
-      <w:r>
-        <w:t xml:space="preserve">마르가리타: 대표가 말했어요: 「재분석을 기다립시다」. 내가: 「안 됩니다. 내가 품질 책임자인 동안 로트는 멈춥니다」. 일주일 뒤 「전략 프로젝트」로 발령 났어요. 그건 — 구석이라는 뜻이에요, 서명 권한 없이, 같은 월급에 문에 명패까지. 「안 돼」라고 하는 사람이 어떻게 되는지 모두가 보라고.</w:t>
-      </w:r>
-    </w:p>
-    <w:p>
-      <w:pPr>
-        <w:pStyle w:val="BodyText"/>
-      </w:pPr>
-      <w:r>
-        <w:t xml:space="preserve">이리나: 그 로트는요?</w:t>
-      </w:r>
-    </w:p>
-    <w:p>
-      <w:pPr>
-        <w:pStyle w:val="BodyText"/>
-      </w:pPr>
-      <w:r>
-        <w:t xml:space="preserve">마르가리타: 로트는 내 부하가 출하했어요. 젊고, 착하고, 겁먹은. 석 달 뒤 재분석이 왔을 때. 재분석은 첫 분석을 확인했어요. 하지만 이미 늦었죠: 결과 전에 로트는 팔렸어요. 임시 승인으로. 대표가 서명한. 내가 아니라.</w:t>
-      </w:r>
-    </w:p>
-    <w:p>
-      <w:pPr>
-        <w:pStyle w:val="BodyText"/>
-      </w:pPr>
-      <w:r>
-        <w:t xml:space="preserve">이리나: 임시 승인. 감사할 때 봤어요. 기다리기 싫을 때 서명하는 거죠.</w:t>
-      </w:r>
-    </w:p>
-    <w:p>
-      <w:pPr>
-        <w:pStyle w:val="BodyText"/>
-      </w:pPr>
-      <w:r>
-        <w:t xml:space="preserve">올가: 난 변호사였어요. 알았어요. 메모를 써서 캐비닛에 넣었죠. 리타는 자리를 잃었어요. 난 — 지켰고요.</w:t>
-      </w:r>
-    </w:p>
-    <w:p>
-      <w:pPr>
-        <w:pStyle w:val="BodyText"/>
-      </w:pPr>
-      <w:r>
-        <w:t xml:space="preserve">마르가리타: 넌 지켰지. 1년 더. 그러고는 너도 나갔고. 알아. 지켜봤어.</w:t>
-      </w:r>
-    </w:p>
-    <w:p>
-      <w:pPr>
-        <w:pStyle w:val="BodyText"/>
-      </w:pPr>
-      <w:r>
-        <w:t xml:space="preserve">올가: 날 미워해?</w:t>
-      </w:r>
-    </w:p>
-    <w:p>
-      <w:pPr>
-        <w:pStyle w:val="BodyText"/>
-      </w:pPr>
-      <w:r>
-        <w:t xml:space="preserve">마르가리타: 8년 전엔 — 그래. 4년 전엔 — 덜. 지금은 — 모르겠어. 네가 어떤 사람이 됐는지 보러 왔어.</w:t>
-      </w:r>
-    </w:p>
-    <w:p>
-      <w:pPr>
-        <w:pStyle w:val="BodyText"/>
-      </w:pPr>
-      <w:r>
-        <w:t xml:space="preserve">올가: 그래서 어떤 사람이 됐어?</w:t>
-      </w:r>
-    </w:p>
-    <w:p>
-      <w:pPr>
-        <w:pStyle w:val="BodyText"/>
-      </w:pPr>
-      <w:r>
-        <w:t xml:space="preserve">마르가리타: 아직 몰라. 전엔 대표 등 뒤에서 침묵했지. 지금은 — 대표 옆에서 침묵해. 그것만 해도 차이야.</w:t>
-      </w:r>
-    </w:p>
-    <w:p>
-      <w:pPr>
-        <w:pStyle w:val="BodyText"/>
-      </w:pPr>
-      <w:r>
-        <w:t xml:space="preserve">알렉세이: 업무 질문을 해도 될까요? 과거 말고.</w:t>
-      </w:r>
-    </w:p>
-    <w:p>
-      <w:pPr>
-        <w:pStyle w:val="BodyText"/>
-      </w:pPr>
-      <w:r>
-        <w:t xml:space="preserve">마르가리타: 하세요. 과거는 내 전공이 아니에요. 내 전공은 — 품질이에요.</w:t>
-      </w:r>
-    </w:p>
-    <w:p>
-      <w:pPr>
-        <w:pStyle w:val="BodyText"/>
-      </w:pPr>
-      <w:r>
-        <w:t xml:space="preserve">알렉세이: 우리에겐 품질 시스템이 필요해요. 처음부터. 우리가 「라도가」의 제조자가 될 거예요. 세진이 만들고, 우리가 책임져요. 세우실 수 있어요?</w:t>
-      </w:r>
-    </w:p>
-    <w:p>
-      <w:pPr>
-        <w:pStyle w:val="BodyText"/>
-      </w:pPr>
-      <w:r>
-        <w:t xml:space="preserve">마르가리타: 할 수 있어요. 두 번 세웠어요. 한 번은 — 독일 본사에서, 그쪽 규칙으로. 두 번째는 — 모스크바 근교 봉합사 제조사에서, 빈 공장에서 처음부터, 세 사람으로. 인증까지 9개월. 방해하지 않는다면요. 그리고 대표가 절차를 안 보고 서명하는 게 아니라 읽는다면요.</w:t>
-      </w:r>
-    </w:p>
-    <w:p>
-      <w:pPr>
-        <w:pStyle w:val="BodyText"/>
-      </w:pPr>
-      <w:r>
-        <w:t xml:space="preserve">이리나: 9개월. 사람은 몇 명이요?</w:t>
-      </w:r>
-    </w:p>
-    <w:p>
-      <w:pPr>
-        <w:pStyle w:val="BodyText"/>
-      </w:pPr>
-      <w:r>
-        <w:t xml:space="preserve">마르가리타: 나와 엔지니어 한 명. 나중엔 — 둘. 그리고 사무실 전체가 읽을 절차 열 개. 대표까지.</w:t>
-      </w:r>
-    </w:p>
-    <w:p>
-      <w:pPr>
-        <w:pStyle w:val="BodyText"/>
-      </w:pPr>
-      <w:r>
-        <w:t xml:space="preserve">이리나: 절차 열 개. 대표님이 정말 읽으실까요?</w:t>
-      </w:r>
-    </w:p>
-    <w:p>
-      <w:pPr>
-        <w:pStyle w:val="BodyText"/>
-      </w:pPr>
-      <w:r>
-        <w:t xml:space="preserve">알렉세이: 읽을 거예요. 이제 그것도 내 일이에요.</w:t>
+        <w:t xml:space="preserve">마르가리타: 올가. 8년 지났네. 늙었구나, 나도 그렇고. 그러니 서운해하지 마.</w:t>
+      </w:r>
+    </w:p>
+    <w:p>
+      <w:pPr>
+        <w:pStyle w:val="BodyText"/>
+      </w:pPr>
+      <w:r>
+        <w:t xml:space="preserve">올가: 리타, 와 줘서 고마워. 그냥 전화를 끊을 줄 알았어.</w:t>
+      </w:r>
+    </w:p>
+    <w:p>
+      <w:pPr>
+        <w:pStyle w:val="BodyText"/>
+      </w:pPr>
+      <w:r>
+        <w:t xml:space="preserve">마르가리타: 끊고 싶었지. 그런데 너희 판지 기사를 읽고, 뭔가 바뀌었나 보다 생각했어.</w:t>
+      </w:r>
+    </w:p>
+    <w:p>
+      <w:pPr>
+        <w:pStyle w:val="BodyText"/>
+      </w:pPr>
+      <w:r>
+        <w:t xml:space="preserve">알렉세이: 마르가리타 세르게예브나, 알렉세이 보론초프입니다. 올가는 같이 일하셨다는 것 하나만 말했어요. 나머지는 원하시면 선생님이 말씀해 주세요.</w:t>
+      </w:r>
+    </w:p>
+    <w:p>
+      <w:pPr>
+        <w:pStyle w:val="BodyText"/>
+      </w:pPr>
+      <w:r>
+        <w:t xml:space="preserve">마르가리타: 나머지는 간단해요. 품질 책임자였는데, 분석에서 엔도톡신이 나왔어요. 결과에 제일 먼저 서명했죠.</w:t>
+      </w:r>
+    </w:p>
+    <w:p>
+      <w:pPr>
+        <w:pStyle w:val="BodyText"/>
+      </w:pPr>
+      <w:r>
+        <w:t xml:space="preserve">올가: 그 사람이었어요. 첫 분석, 그리고 거기 그 사람 서명.</w:t>
+      </w:r>
+    </w:p>
+    <w:p>
+      <w:pPr>
+        <w:pStyle w:val="BodyText"/>
+      </w:pPr>
+      <w:r>
+        <w:t xml:space="preserve">마르가리타: 대표가 말했어요: 「재분석을 기다립시다」. 내가: 「안 됩니다. 내가 품질 책임자인 동안 로트는 멈춥니다」. 일주일 뒤 「전략 프로젝트」로 발령 났어요. 그건 구석이라는 뜻이에요. 서명 권한 없이, 같은 월급에 문에 명패까지 달고. 「안 돼」라고 하는 사람이 어떻게 되는지 모두가 보라고요.</w:t>
+      </w:r>
+    </w:p>
+    <w:p>
+      <w:pPr>
+        <w:pStyle w:val="BodyText"/>
+      </w:pPr>
+      <w:r>
+        <w:t xml:space="preserve">이리나: 선생님이 발령 난 뒤에 그 로트는 어떻게 됐어요?</w:t>
+      </w:r>
+    </w:p>
+    <w:p>
+      <w:pPr>
+        <w:pStyle w:val="BodyText"/>
+      </w:pPr>
+      <w:r>
+        <w:t xml:space="preserve">마르가리타: 로트는 젊고, 착하고, 겁먹은 내 부하가 출하했어요. 재분석은 석 달 뒤에 와서 첫 분석을 확인했죠. 하지만 이미 늦었어요. 결과가 나오기 전에, 내가 아니라 대표가 서명한 임시 승인으로 로트가 팔렸거든요.</w:t>
+      </w:r>
+    </w:p>
+    <w:p>
+      <w:pPr>
+        <w:pStyle w:val="BodyText"/>
+      </w:pPr>
+      <w:r>
+        <w:t xml:space="preserve">이리나: 임시 승인… 감사할 때 봤어요. 기다리기 싫을 때 서명하는 거죠.</w:t>
+      </w:r>
+    </w:p>
+    <w:p>
+      <w:pPr>
+        <w:pStyle w:val="BodyText"/>
+      </w:pPr>
+      <w:r>
+        <w:t xml:space="preserve">올가: 그리고 난 변호사였고 다 알았어요. 메모를 써서 캐비닛에 넣었죠. 리타는 자리를 잃었고, 난 내 자리를 지켰어요.</w:t>
+      </w:r>
+    </w:p>
+    <w:p>
+      <w:pPr>
+        <w:pStyle w:val="BodyText"/>
+      </w:pPr>
+      <w:r>
+        <w:t xml:space="preserve">마르가리타: 넌 지켰지, 하지만 1년 더뿐이었고, 그러고는 너도 나갔지. 알아, 지켜봤어.</w:t>
+      </w:r>
+    </w:p>
+    <w:p>
+      <w:pPr>
+        <w:pStyle w:val="BodyText"/>
+      </w:pPr>
+      <w:r>
+        <w:t xml:space="preserve">올가: 날 미워해? 솔직히 말해 줘, 견딜 수 있어.</w:t>
+      </w:r>
+    </w:p>
+    <w:p>
+      <w:pPr>
+        <w:pStyle w:val="BodyText"/>
+      </w:pPr>
+      <w:r>
+        <w:t xml:space="preserve">마르가리타: 8년 전엔 그래, 4년 전엔 덜, 지금은 모르겠어. 네가 어떤 사람이 됐는지 보러 왔어.</w:t>
+      </w:r>
+    </w:p>
+    <w:p>
+      <w:pPr>
+        <w:pStyle w:val="BodyText"/>
+      </w:pPr>
+      <w:r>
+        <w:t xml:space="preserve">올가: 그래서 네가 보기엔 내가 어떤 사람이 됐어? 정말 궁금해.</w:t>
+      </w:r>
+    </w:p>
+    <w:p>
+      <w:pPr>
+        <w:pStyle w:val="BodyText"/>
+      </w:pPr>
+      <w:r>
+        <w:t xml:space="preserve">마르가리타: 아직 몰라. 전엔 대표 등 뒤에서 침묵했고, 지금은 대표 옆에서 침묵하지. 그것만 해도 차이야.</w:t>
+      </w:r>
+    </w:p>
+    <w:p>
+      <w:pPr>
+        <w:pStyle w:val="BodyText"/>
+      </w:pPr>
+      <w:r>
+        <w:t xml:space="preserve">알렉세이: 과거 말고, 지금 우리에게 필요한 것에 대해 업무 질문을 해도 될까요?</w:t>
+      </w:r>
+    </w:p>
+    <w:p>
+      <w:pPr>
+        <w:pStyle w:val="BodyText"/>
+      </w:pPr>
+      <w:r>
+        <w:t xml:space="preserve">마르가리타: 하세요. 과거는 내 전공이 아니에요. 내 전공은 품질이에요.</w:t>
+      </w:r>
+    </w:p>
+    <w:p>
+      <w:pPr>
+        <w:pStyle w:val="BodyText"/>
+      </w:pPr>
+      <w:r>
+        <w:t xml:space="preserve">알렉세이: 우리가 「라도가」의 제조자가 될 거라서 품질 시스템을 처음부터 세워야 해요. 세진이 만들고, 우리가 책임져요. 세우실 수 있어요?</w:t>
+      </w:r>
+    </w:p>
+    <w:p>
+      <w:pPr>
+        <w:pStyle w:val="BodyText"/>
+      </w:pPr>
+      <w:r>
+        <w:t xml:space="preserve">마르가리타: 할 수 있어요, 두 번 세웠어요. 한 번은 독일 본사에서 그쪽 규칙으로, 두 번째는 모스크바 근교 봉합사 제조사에서 빈 공장에서 처음부터 세 사람으로요. 인증까지 9개월 걸렸어요. 하지만 방해하지 않고, 대표가 절차를 안 보고 서명하는 게 아니라 읽는다는 조건에서요.</w:t>
+      </w:r>
+    </w:p>
+    <w:p>
+      <w:pPr>
+        <w:pStyle w:val="BodyText"/>
+      </w:pPr>
+      <w:r>
+        <w:t xml:space="preserve">이리나: 9개월, 알겠어요. 그럼 그걸 위해 사람은 몇 명 필요하세요?</w:t>
+      </w:r>
+    </w:p>
+    <w:p>
+      <w:pPr>
+        <w:pStyle w:val="BodyText"/>
+      </w:pPr>
+      <w:r>
+        <w:t xml:space="preserve">마르가리타: 나와 엔지니어 한 명, 나중엔 둘. 그리고 대표까지 포함해서 사무실 전체가 읽을 절차 열 개.</w:t>
+      </w:r>
+    </w:p>
+    <w:p>
+      <w:pPr>
+        <w:pStyle w:val="BodyText"/>
+      </w:pPr>
+      <w:r>
+        <w:t xml:space="preserve">이리나: 절차 열 개… 대표님이 정말 읽으실까요, 아니면 서류상으로만요?</w:t>
+      </w:r>
+    </w:p>
+    <w:p>
+      <w:pPr>
+        <w:pStyle w:val="BodyText"/>
+      </w:pPr>
+      <w:r>
+        <w:t xml:space="preserve">알렉세이: 읽을 거예요. 이제 그것도 내 일이니까요.</w:t>
       </w:r>
     </w:p>
     <w:p>
@@ -4240,39 +4202,39 @@
         <w:pStyle w:val="BodyText"/>
       </w:pPr>
       <w:r>
-        <w:t xml:space="preserve">마르가리타: 당신 채널 — 기사에서 읽었어요. 좋아요. 대표가 안 읽는 게 맞아요. 시스템에 넣을 거예요. 컴플라이언스와 품질은 — 이웃이에요. 친척은 아니지만 이웃. 서로 소금 빌리러 다니겠죠. 가끔은 담 너머로 싸우고. 그게 정상이에요.</w:t>
-      </w:r>
-    </w:p>
-    <w:p>
-      <w:pPr>
-        <w:pStyle w:val="BodyText"/>
-      </w:pPr>
-      <w:r>
-        <w:t xml:space="preserve">키릴: 소금. 기억할게요. 제 소금은 — 코드예요.</w:t>
-      </w:r>
-    </w:p>
-    <w:p>
-      <w:pPr>
-        <w:pStyle w:val="BodyText"/>
-      </w:pPr>
-      <w:r>
-        <w:t xml:space="preserve">코르닐로바: 의사로서 질문. 뭔가 마음에 안 들면 로트를 멈출 수 있어요? 대표가 반대해도?</w:t>
-      </w:r>
-    </w:p>
-    <w:p>
-      <w:pPr>
-        <w:pStyle w:val="BodyText"/>
-      </w:pPr>
-      <w:r>
-        <w:t xml:space="preserve">마르가리타: 그건 질문이 아니에요. 내 조건이에요. 처음이자 마지막.</w:t>
-      </w:r>
-    </w:p>
-    <w:p>
-      <w:pPr>
-        <w:pStyle w:val="BodyText"/>
-      </w:pPr>
-      <w:r>
-        <w:t xml:space="preserve">코르닐로바: 그럼 난 찬성. 투표 없이.</w:t>
+        <w:t xml:space="preserve">마르가리타: 당신 채널은 기사에서 읽었는데, 좋아요. 대표가 안 읽는 게 맞아요. 시스템에 넣을 거예요. 컴플라이언스와 품질은 이웃이에요, 친척은 아니지만 이웃. 서로 소금 빌리러 다니고, 가끔은 담 너머로 싸우겠죠. 그게 정상이에요.</w:t>
+      </w:r>
+    </w:p>
+    <w:p>
+      <w:pPr>
+        <w:pStyle w:val="BodyText"/>
+      </w:pPr>
+      <w:r>
+        <w:t xml:space="preserve">키릴: 소금 빌리러, 기억할게요. 제 소금은 코드니까 언제든 오세요.</w:t>
+      </w:r>
+    </w:p>
+    <w:p>
+      <w:pPr>
+        <w:pStyle w:val="BodyText"/>
+      </w:pPr>
+      <w:r>
+        <w:t xml:space="preserve">코르닐로바: 의사로서 질문이에요. 뭔가 마음에 안 들면, 대표가 반대해도 로트를 멈출 수 있어요?</w:t>
+      </w:r>
+    </w:p>
+    <w:p>
+      <w:pPr>
+        <w:pStyle w:val="BodyText"/>
+      </w:pPr>
+      <w:r>
+        <w:t xml:space="preserve">마르가리타: 그건 질문이 아니라 내 조건이에요. 이게 없으면 일 안 하는, 처음이자 마지막 조건.</w:t>
+      </w:r>
+    </w:p>
+    <w:p>
+      <w:pPr>
+        <w:pStyle w:val="BodyText"/>
+      </w:pPr>
+      <w:r>
+        <w:t xml:space="preserve">코르닐로바: 그럼 난 찬성이에요. 투표도 필요 없어요.</w:t>
       </w:r>
     </w:p>
     <w:bookmarkEnd w:id="35"/>
@@ -4290,199 +4252,199 @@
         <w:pStyle w:val="FirstParagraph"/>
       </w:pPr>
       <w:r>
-        <w:t xml:space="preserve">마르가리타: 조건. 셋. 이게 없으면 — 지금 갈게요, 서운함 없이.</w:t>
-      </w:r>
-    </w:p>
-    <w:p>
-      <w:pPr>
-        <w:pStyle w:val="BodyText"/>
-      </w:pPr>
-      <w:r>
-        <w:t xml:space="preserve">알렉세이: 말씀하세요.</w:t>
-      </w:r>
-    </w:p>
-    <w:p>
-      <w:pPr>
-        <w:pStyle w:val="BodyText"/>
-      </w:pPr>
-      <w:r>
-        <w:t xml:space="preserve">마르가리타: 첫째. 품질 책임자는 이사회 직속. 당신들 채널처럼. 대표는 「안 돼」 때문에 해고할 수 없어요.</w:t>
-      </w:r>
-    </w:p>
-    <w:p>
-      <w:pPr>
-        <w:pStyle w:val="BodyText"/>
-      </w:pPr>
-      <w:r>
-        <w:t xml:space="preserve">올가: 나도 그걸 제안하려고 했어. 리타, 네가 먼저 말했네.</w:t>
-      </w:r>
-    </w:p>
-    <w:p>
-      <w:pPr>
-        <w:pStyle w:val="BodyText"/>
-      </w:pPr>
-      <w:r>
-        <w:t xml:space="preserve">마르가리타: 둘째. 출하 정지권. 모든 로트 출하에 내가 서명해요. 서명 안 하면 — 로트는 멈춰요.</w:t>
-      </w:r>
-    </w:p>
-    <w:p>
-      <w:pPr>
-        <w:pStyle w:val="BodyText"/>
-      </w:pPr>
-      <w:r>
-        <w:t xml:space="preserve">알렉세이: 창고가 비어도요? 의사들이 기다려도요?</w:t>
-      </w:r>
-    </w:p>
-    <w:p>
-      <w:pPr>
-        <w:pStyle w:val="BodyText"/>
-      </w:pPr>
-      <w:r>
-        <w:t xml:space="preserve">마르가리타: 특히 그때요. 창고가 비면 — 다들 서둘러요. 서두른 서명 — 그게 8년 전에 있었던 일이에요.</w:t>
-      </w:r>
-    </w:p>
-    <w:p>
-      <w:pPr>
-        <w:pStyle w:val="BodyText"/>
-      </w:pPr>
-      <w:r>
-        <w:t xml:space="preserve">알렉세이: 받아들여요. 예외 없이.</w:t>
-      </w:r>
-    </w:p>
-    <w:p>
-      <w:pPr>
-        <w:pStyle w:val="BodyText"/>
-      </w:pPr>
-      <w:r>
-        <w:t xml:space="preserve">이리나: 알렉세이, 무슨 뜻인지 아세요? 이분이 로트를 멈추면, 그달 계획을 못 채울 수도 있어요.</w:t>
-      </w:r>
-    </w:p>
-    <w:p>
-      <w:pPr>
-        <w:pStyle w:val="BodyText"/>
-      </w:pPr>
-      <w:r>
-        <w:t xml:space="preserve">알렉세이: 알아요. 계획이 가장 중요한 게 아니라는 뜻이죠. 그건 3월에 이미 정했어요. 글레브 때.</w:t>
-      </w:r>
-    </w:p>
-    <w:p>
-      <w:pPr>
-        <w:pStyle w:val="BodyText"/>
-      </w:pPr>
-      <w:r>
-        <w:t xml:space="preserve">마르가리타: 지금은 그렇게 말하죠. 첫 번째 빈 달에 봐요.</w:t>
-      </w:r>
-    </w:p>
-    <w:p>
-      <w:pPr>
-        <w:pStyle w:val="BodyText"/>
-      </w:pPr>
-      <w:r>
-        <w:t xml:space="preserve">알렉세이: 보세요. 나도 나 자신을 보고 싶어요.</w:t>
-      </w:r>
-    </w:p>
-    <w:p>
-      <w:pPr>
-        <w:pStyle w:val="BodyText"/>
-      </w:pPr>
-      <w:r>
-        <w:t xml:space="preserve">마르가리타: 셋째. 올가. 내가 「안 돼」라고 할 때마다 네가 이사회에 있었으면 해. 변호사로서가 아니라. 증인으로서. 옆에 앉아서, 누군가 재분석을 기다리지 않을 때 어떤 모습인지 보라고. 그리고 대표가 네가 보고 있다는 걸 보라고.</w:t>
-      </w:r>
-    </w:p>
-    <w:p>
-      <w:pPr>
-        <w:pStyle w:val="BodyText"/>
-      </w:pPr>
-      <w:r>
-        <w:t xml:space="preserve">올가: 리타…</w:t>
-      </w:r>
-    </w:p>
-    <w:p>
-      <w:pPr>
-        <w:pStyle w:val="BodyText"/>
-      </w:pPr>
-      <w:r>
-        <w:t xml:space="preserve">마르가리타: 복수가 아니야. 정의야. 넌 내가 서명을 잃는 걸 봤어. 이제 내가 그걸 어떻게 쓰는지 봐.</w:t>
-      </w:r>
-    </w:p>
-    <w:p>
-      <w:pPr>
-        <w:pStyle w:val="BodyText"/>
-      </w:pPr>
-      <w:r>
-        <w:t xml:space="preserve">올가: 동의해. 거기 있을게. 매번.</w:t>
-      </w:r>
-    </w:p>
-    <w:p>
-      <w:pPr>
-        <w:pStyle w:val="BodyText"/>
-      </w:pPr>
-      <w:r>
-        <w:t xml:space="preserve">이리나: 급여. 물어봐야 해요. 우리는 — 독일 회사가 아니에요. 덜 줘요.</w:t>
-      </w:r>
-    </w:p>
-    <w:p>
-      <w:pPr>
-        <w:pStyle w:val="BodyText"/>
-      </w:pPr>
-      <w:r>
-        <w:t xml:space="preserve">마르가리타: 얼마나요?</w:t>
-      </w:r>
-    </w:p>
-    <w:p>
-      <w:pPr>
-        <w:pStyle w:val="BodyText"/>
-      </w:pPr>
-      <w:r>
-        <w:t xml:space="preserve">이리나: 지금 받으시는 것보다 30퍼센트 적어요. 시장을 봤어요.</w:t>
-      </w:r>
-    </w:p>
-    <w:p>
-      <w:pPr>
-        <w:pStyle w:val="BodyText"/>
-      </w:pPr>
-      <w:r>
-        <w:t xml:space="preserve">마르가리타: 40이요. 하지만 거긴 출하 정지권이 없어요. 여긴 있죠. 그게 10퍼센트 값이에요.</w:t>
-      </w:r>
-    </w:p>
-    <w:p>
-      <w:pPr>
-        <w:pStyle w:val="BodyText"/>
-      </w:pPr>
-      <w:r>
-        <w:t xml:space="preserve">이리나: 「안 돼」라고 말할 권리에 10퍼센트. 이해해요. 나도 그것 때문에 덜 받아요.</w:t>
-      </w:r>
-    </w:p>
-    <w:p>
-      <w:pPr>
-        <w:pStyle w:val="BodyText"/>
-      </w:pPr>
-      <w:r>
-        <w:t xml:space="preserve">알렉세이: 그럼 — 예스인가요?</w:t>
-      </w:r>
-    </w:p>
-    <w:p>
-      <w:pPr>
-        <w:pStyle w:val="BodyText"/>
-      </w:pPr>
-      <w:r>
-        <w:t xml:space="preserve">마르가리타: 예스. 1월 1일부터. 인증까지 — 9개월. 올가, 첫 원주 감사에 같이 갈래?</w:t>
-      </w:r>
-    </w:p>
-    <w:p>
-      <w:pPr>
-        <w:pStyle w:val="BodyText"/>
-      </w:pPr>
-      <w:r>
-        <w:t xml:space="preserve">올가: 갈게. 소희가 소주를 약속했어. 질문 40개 다음에.</w:t>
-      </w:r>
-    </w:p>
-    <w:p>
-      <w:pPr>
-        <w:pStyle w:val="BodyText"/>
-      </w:pPr>
-      <w:r>
-        <w:t xml:space="preserve">마르가리타: 질문 40개? 적네. 난 100개 할 거야.</w:t>
+        <w:t xml:space="preserve">마르가리타: 이제 조건이요. 셋이고, 이게 없으면 지금 바로 갈게요, 서운함 없이.</w:t>
+      </w:r>
+    </w:p>
+    <w:p>
+      <w:pPr>
+        <w:pStyle w:val="BodyText"/>
+      </w:pPr>
+      <w:r>
+        <w:t xml:space="preserve">알렉세이: 잘 듣고 있어요, 마르가리타 세르게예브나. 말씀하세요.</w:t>
+      </w:r>
+    </w:p>
+    <w:p>
+      <w:pPr>
+        <w:pStyle w:val="BodyText"/>
+      </w:pPr>
+      <w:r>
+        <w:t xml:space="preserve">마르가리타: 첫째, 품질 책임자는 당신들 채널처럼 이사회 직속이고, 대표는 「안 돼」 때문에 해고할 수 없어요.</w:t>
+      </w:r>
+    </w:p>
+    <w:p>
+      <w:pPr>
+        <w:pStyle w:val="BodyText"/>
+      </w:pPr>
+      <w:r>
+        <w:t xml:space="preserve">올가: 나도 그걸 제안하려고 했는데, 리타, 네가 먼저 말했네.</w:t>
+      </w:r>
+    </w:p>
+    <w:p>
+      <w:pPr>
+        <w:pStyle w:val="BodyText"/>
+      </w:pPr>
+      <w:r>
+        <w:t xml:space="preserve">마르가리타: 둘째, 출하 정지권. 모든 로트 출하에 내가 서명하고, 서명 안 하면 로트는 멈춰요.</w:t>
+      </w:r>
+    </w:p>
+    <w:p>
+      <w:pPr>
+        <w:pStyle w:val="BodyText"/>
+      </w:pPr>
+      <w:r>
+        <w:t xml:space="preserve">알렉세이: 창고가 비고 의사들이 기다려도요? 그런 상황에서도요?</w:t>
+      </w:r>
+    </w:p>
+    <w:p>
+      <w:pPr>
+        <w:pStyle w:val="BodyText"/>
+      </w:pPr>
+      <w:r>
+        <w:t xml:space="preserve">마르가리타: 특히 그때요. 창고가 비면 다들 서두르는데, 서두른 서명 — 그게 바로 8년 전에 있었던 일이에요.</w:t>
+      </w:r>
+    </w:p>
+    <w:p>
+      <w:pPr>
+        <w:pStyle w:val="BodyText"/>
+      </w:pPr>
+      <w:r>
+        <w:t xml:space="preserve">알렉세이: 받아들여요. 예외 없이, 약속드려요.</w:t>
+      </w:r>
+    </w:p>
+    <w:p>
+      <w:pPr>
+        <w:pStyle w:val="BodyText"/>
+      </w:pPr>
+      <w:r>
+        <w:t xml:space="preserve">이리나: 알렉세이, 무슨 뜻인지 아세요? 이분이 로트를 멈추면 그달 계획을 못 채울 수도 있어요.</w:t>
+      </w:r>
+    </w:p>
+    <w:p>
+      <w:pPr>
+        <w:pStyle w:val="BodyText"/>
+      </w:pPr>
+      <w:r>
+        <w:t xml:space="preserve">알렉세이: 알아요. 계획이 가장 중요한 게 아니라는 뜻이죠. 그건 3월에 글레브 때 이미 정했어요.</w:t>
+      </w:r>
+    </w:p>
+    <w:p>
+      <w:pPr>
+        <w:pStyle w:val="BodyText"/>
+      </w:pPr>
+      <w:r>
+        <w:t xml:space="preserve">마르가리타: 지금은 그렇게 말하죠. 첫 번째 빈 달에 뭐라고 하는지 봐요.</w:t>
+      </w:r>
+    </w:p>
+    <w:p>
+      <w:pPr>
+        <w:pStyle w:val="BodyText"/>
+      </w:pPr>
+      <w:r>
+        <w:t xml:space="preserve">알렉세이: 물론 보세요. 나도 그런 순간의 나 자신을 보고 싶어요.</w:t>
+      </w:r>
+    </w:p>
+    <w:p>
+      <w:pPr>
+        <w:pStyle w:val="BodyText"/>
+      </w:pPr>
+      <w:r>
+        <w:t xml:space="preserve">마르가리타: 셋째. 올가, 내가 「안 돼」라고 할 때마다 네가 이사회에 있었으면 해. 변호사가 아니라 증인으로서. 옆에 앉아서, 누군가 재분석을 기다리지 않을 때 어떤 모습인지 보라고. 그리고 대표가 네가 보고 있다는 걸 보라고.</w:t>
+      </w:r>
+    </w:p>
+    <w:p>
+      <w:pPr>
+        <w:pStyle w:val="BodyText"/>
+      </w:pPr>
+      <w:r>
+        <w:t xml:space="preserve">올가: 리타… 뭐라고 대답해야 할지 모르겠어.</w:t>
+      </w:r>
+    </w:p>
+    <w:p>
+      <w:pPr>
+        <w:pStyle w:val="BodyText"/>
+      </w:pPr>
+      <w:r>
+        <w:t xml:space="preserve">마르가리타: 복수가 아니라 정의야. 넌 내가 서명을 잃는 걸 봤잖아. 이제 내가 그걸 어떻게 쓰는지 봐.</w:t>
+      </w:r>
+    </w:p>
+    <w:p>
+      <w:pPr>
+        <w:pStyle w:val="BodyText"/>
+      </w:pPr>
+      <w:r>
+        <w:t xml:space="preserve">올가: 동의해. 네가 「안 돼」라고 할 때마다 거기 있을게.</w:t>
+      </w:r>
+    </w:p>
+    <w:p>
+      <w:pPr>
+        <w:pStyle w:val="BodyText"/>
+      </w:pPr>
+      <w:r>
+        <w:t xml:space="preserve">이리나: 이제 급여 얘기요, 물어봐야 해서요. 우리는 독일 회사가 아니라서 거기보다 덜 줘요.</w:t>
+      </w:r>
+    </w:p>
+    <w:p>
+      <w:pPr>
+        <w:pStyle w:val="BodyText"/>
+      </w:pPr>
+      <w:r>
+        <w:t xml:space="preserve">마르가리타: 얼마나 덜요? 솔직한 숫자로 말씀해 주세요.</w:t>
+      </w:r>
+    </w:p>
+    <w:p>
+      <w:pPr>
+        <w:pStyle w:val="BodyText"/>
+      </w:pPr>
+      <w:r>
+        <w:t xml:space="preserve">이리나: 지금 받으시는 것보다 30퍼센트 적어요. 만나기 전에 시장을 봤어요.</w:t>
+      </w:r>
+    </w:p>
+    <w:p>
+      <w:pPr>
+        <w:pStyle w:val="BodyText"/>
+      </w:pPr>
+      <w:r>
+        <w:t xml:space="preserve">마르가리타: 정확히는 40이에요. 하지만 거긴 출하 정지권이 없고 여긴 있죠. 그게 10퍼센트 값이에요.</w:t>
+      </w:r>
+    </w:p>
+    <w:p>
+      <w:pPr>
+        <w:pStyle w:val="BodyText"/>
+      </w:pPr>
+      <w:r>
+        <w:t xml:space="preserve">이리나: 「안 돼」라고 말할 권리에 10퍼센트… 이해해요. 나도 그것 때문에 덜 받으니까요.</w:t>
+      </w:r>
+    </w:p>
+    <w:p>
+      <w:pPr>
+        <w:pStyle w:val="BodyText"/>
+      </w:pPr>
+      <w:r>
+        <w:t xml:space="preserve">알렉세이: 그럼 동의하시는 거죠? 제가 맞게 이해한 건가요, 마르가리타 세르게예브나?</w:t>
+      </w:r>
+    </w:p>
+    <w:p>
+      <w:pPr>
+        <w:pStyle w:val="BodyText"/>
+      </w:pPr>
+      <w:r>
+        <w:t xml:space="preserve">마르가리타: 네, 1월 1일부터, 인증까지 9개월. 올가, 첫 원주 감사에 나랑 같이 갈래?</w:t>
+      </w:r>
+    </w:p>
+    <w:p>
+      <w:pPr>
+        <w:pStyle w:val="BodyText"/>
+      </w:pPr>
+      <w:r>
+        <w:t xml:space="preserve">올가: 갈게. 소희가 소주를 약속했어. 물론 질문 40개 다음에.</w:t>
+      </w:r>
+    </w:p>
+    <w:p>
+      <w:pPr>
+        <w:pStyle w:val="BodyText"/>
+      </w:pPr>
+      <w:r>
+        <w:t xml:space="preserve">마르가리타: 질문 40개? 너무 적어. 난 적어도 100개는 할 거야.</w:t>
       </w:r>
     </w:p>
     <w:bookmarkEnd w:id="36"/>
@@ -4500,31 +4462,31 @@
         <w:pStyle w:val="FirstParagraph"/>
       </w:pPr>
       <w:r>
-        <w:t xml:space="preserve">올가: 료샤, 아직 있어? 리타는 한 시간 전에 갔어. 난 어둠 속에 앉아 있고. 8년 전에 그 사람이 옳았어. 난 — 아니었고. 그 사람은 서명을 잃었고. 난 지켰어. 그런데 오늘 그 사람이 다시 서명하러 왔어. 우리한테. 나한테. 이걸 어떻게 견뎌야 할지 모르겠어.</w:t>
-      </w:r>
-    </w:p>
-    <w:p>
-      <w:pPr>
-        <w:pStyle w:val="BodyText"/>
-      </w:pPr>
-      <w:r>
-        <w:t xml:space="preserve">알렉세이: 이제 둘 다 여기 있잖아. 그게 중요해.</w:t>
-      </w:r>
-    </w:p>
-    <w:p>
-      <w:pPr>
-        <w:pStyle w:val="BodyText"/>
-      </w:pPr>
-      <w:r>
-        <w:t xml:space="preserve">올가: 엘리베이터 앞에서 그 사람이 뭐라고 했는지 알아? 조용히, 아무도 못 듣게.</w:t>
-      </w:r>
-    </w:p>
-    <w:p>
-      <w:pPr>
-        <w:pStyle w:val="BodyText"/>
-      </w:pPr>
-      <w:r>
-        <w:t xml:space="preserve">알렉세이: 뭐라고?</w:t>
+        <w:t xml:space="preserve">올가: 료샤, 아직 있어? 리타는 한 시간 전에 갔고, 난 어둠 속에 앉아 있어. 8년 전에 그 사람이 옳았고 난 아니었어. 그 사람은 서명을 잃었고, 난 내 걸 지켰지. 그런데 오늘 그 사람이 다시 서명하러 왔어, 우리한테, 내 옆으로. 이걸 어떻게 견뎌야 할지 모르겠어.</w:t>
+      </w:r>
+    </w:p>
+    <w:p>
+      <w:pPr>
+        <w:pStyle w:val="BodyText"/>
+      </w:pPr>
+      <w:r>
+        <w:t xml:space="preserve">알렉세이: 대신 이제 둘 다 여기 있잖아. 내 생각엔 그게 제일 중요해.</w:t>
+      </w:r>
+    </w:p>
+    <w:p>
+      <w:pPr>
+        <w:pStyle w:val="BodyText"/>
+      </w:pPr>
+      <w:r>
+        <w:t xml:space="preserve">올가: 엘리베이터 앞에서 그 사람이 뭐라고 했는지 알아? 나 말고는 아무도 못 듣게 조용히.</w:t>
+      </w:r>
+    </w:p>
+    <w:p>
+      <w:pPr>
+        <w:pStyle w:val="BodyText"/>
+      </w:pPr>
+      <w:r>
+        <w:t xml:space="preserve">알렉세이: 뭐라고 했는데? 물론 나한테 말해 줄 수 있다면.</w:t>
       </w:r>
     </w:p>
     <w:p>
@@ -4540,31 +4502,31 @@
         <w:pStyle w:val="BodyText"/>
       </w:pPr>
       <w:r>
-        <w:t xml:space="preserve">알렉세이: 둘 다 그분께 쓴다고?</w:t>
-      </w:r>
-    </w:p>
-    <w:p>
-      <w:pPr>
-        <w:pStyle w:val="BodyText"/>
-      </w:pPr>
-      <w:r>
-        <w:t xml:space="preserve">올가: 7년. 3월과 9월. 서명 없이. 서로 몰랐어.</w:t>
-      </w:r>
-    </w:p>
-    <w:p>
-      <w:pPr>
-        <w:pStyle w:val="BodyText"/>
-      </w:pPr>
-      <w:r>
-        <w:t xml:space="preserve">알렉세이: 그럼 라리사는… 둘이라는 걸 알까?</w:t>
-      </w:r>
-    </w:p>
-    <w:p>
-      <w:pPr>
-        <w:pStyle w:val="BodyText"/>
-      </w:pPr>
-      <w:r>
-        <w:t xml:space="preserve">올가: 아마도. 글씨가 다르니까. 교사야. 교사들은 글씨를 구분해.</w:t>
+        <w:t xml:space="preserve">알렉세이: 잠깐, 둘 다 그분께 쓰면서 서로 몰랐다고?</w:t>
+      </w:r>
+    </w:p>
+    <w:p>
+      <w:pPr>
+        <w:pStyle w:val="BodyText"/>
+      </w:pPr>
+      <w:r>
+        <w:t xml:space="preserve">올가: 응, 7년 동안, 3월과 9월에, 서명 없이. 서로 전혀 몰랐어.</w:t>
+      </w:r>
+    </w:p>
+    <w:p>
+      <w:pPr>
+        <w:pStyle w:val="BodyText"/>
+      </w:pPr>
+      <w:r>
+        <w:t xml:space="preserve">알렉세이: 그럼 라리사는… 두 사람이 엽서를 쓴다는 걸 알까?</w:t>
+      </w:r>
+    </w:p>
+    <w:p>
+      <w:pPr>
+        <w:pStyle w:val="BodyText"/>
+      </w:pPr>
+      <w:r>
+        <w:t xml:space="preserve">올가: 아마도. 글씨가 다르니까. 교사잖아, 교사들은 늘 글씨를 구분해.</w:t>
       </w:r>
     </w:p>
     <w:p>
@@ -4580,31 +4542,31 @@
         <w:pStyle w:val="BodyText"/>
       </w:pPr>
       <w:r>
-        <w:t xml:space="preserve">올가: 둘이면 — 더는 우연이 아니야. 시스템이지. 리타라면 이렇게 말할 거야: 그건 절차야.</w:t>
-      </w:r>
-    </w:p>
-    <w:p>
-      <w:pPr>
-        <w:pStyle w:val="BodyText"/>
-      </w:pPr>
-      <w:r>
-        <w:t xml:space="preserve">알렉세이: 리타는 내일 그렇게 말할 거야. 집에 가, 올랴.</w:t>
-      </w:r>
-    </w:p>
-    <w:p>
-      <w:pPr>
-        <w:pStyle w:val="BodyText"/>
-      </w:pPr>
-      <w:r>
-        <w:t xml:space="preserve">올가: 갈게. 하나만 마저 쓰고. 첫 번째 절차. 리타를 위해. 1월에 고칠 게 있도록.</w:t>
-      </w:r>
-    </w:p>
-    <w:p>
-      <w:pPr>
-        <w:pStyle w:val="BodyText"/>
-      </w:pPr>
-      <w:r>
-        <w:t xml:space="preserve">알렉세이: 제목이 뭔데?</w:t>
+        <w:t xml:space="preserve">올가: 둘이면 더는 우연이 아니라 시스템이야. 리타라면 그건 절차라고 하겠지.</w:t>
+      </w:r>
+    </w:p>
+    <w:p>
+      <w:pPr>
+        <w:pStyle w:val="BodyText"/>
+      </w:pPr>
+      <w:r>
+        <w:t xml:space="preserve">알렉세이: 리타는 내일 직접 그렇게 말할 거야. 지금은 집에 가, 올랴, 늦었어.</w:t>
+      </w:r>
+    </w:p>
+    <w:p>
+      <w:pPr>
+        <w:pStyle w:val="BodyText"/>
+      </w:pPr>
+      <w:r>
+        <w:t xml:space="preserve">올가: 갈게. 하나만 마저 쓰고. 리타를 위한 첫 번째 절차야, 1월에 고칠 게 있도록.</w:t>
+      </w:r>
+    </w:p>
+    <w:p>
+      <w:pPr>
+        <w:pStyle w:val="BodyText"/>
+      </w:pPr>
+      <w:r>
+        <w:t xml:space="preserve">알렉세이: 그 첫 번째 절차는 제목이 뭔데?</w:t>
       </w:r>
     </w:p>
     <w:p>
